--- a/Tuan_09/math_data_lake/README.docx
+++ b/Tuan_09/math_data_lake/README.docx
@@ -48,7 +48,7 @@
       <w:r>
         <w:rPr>
           <w:rFonts w:ascii="Consolas" w:hAnsi="Consolas"/>
-          <w:color w:val="8B1A1A"/>
+          <w:color w:val="000000"/>
           <w:sz w:val="19"/>
         </w:rPr>
         <w:t>math_record</w:t>
@@ -168,7 +168,7 @@
       <w:r>
         <w:rPr>
           <w:rFonts w:ascii="Consolas" w:hAnsi="Consolas"/>
-          <w:color w:val="8B1A1A"/>
+          <w:color w:val="000000"/>
           <w:sz w:val="19"/>
         </w:rPr>
         <w:t>raw</w:t>
@@ -179,7 +179,7 @@
       <w:r>
         <w:rPr>
           <w:rFonts w:ascii="Consolas" w:hAnsi="Consolas"/>
-          <w:color w:val="8B1A1A"/>
+          <w:color w:val="000000"/>
           <w:sz w:val="19"/>
         </w:rPr>
         <w:t>staging</w:t>
@@ -190,7 +190,7 @@
       <w:r>
         <w:rPr>
           <w:rFonts w:ascii="Consolas" w:hAnsi="Consolas"/>
-          <w:color w:val="8B1A1A"/>
+          <w:color w:val="000000"/>
           <w:sz w:val="19"/>
         </w:rPr>
         <w:t>Spark ETL</w:t>
@@ -201,7 +201,7 @@
       <w:r>
         <w:rPr>
           <w:rFonts w:ascii="Consolas" w:hAnsi="Consolas"/>
-          <w:color w:val="8B1A1A"/>
+          <w:color w:val="000000"/>
           <w:sz w:val="19"/>
         </w:rPr>
         <w:t>curated</w:t>
@@ -212,7 +212,7 @@
       <w:r>
         <w:rPr>
           <w:rFonts w:ascii="Consolas" w:hAnsi="Consolas"/>
-          <w:color w:val="8B1A1A"/>
+          <w:color w:val="000000"/>
           <w:sz w:val="19"/>
         </w:rPr>
         <w:t>source/source_version</w:t>
@@ -223,7 +223,7 @@
       <w:r>
         <w:rPr>
           <w:rFonts w:ascii="Consolas" w:hAnsi="Consolas"/>
-          <w:color w:val="8B1A1A"/>
+          <w:color w:val="000000"/>
           <w:sz w:val="19"/>
         </w:rPr>
         <w:t>record_id</w:t>
@@ -234,7 +234,7 @@
       <w:r>
         <w:rPr>
           <w:rFonts w:ascii="Consolas" w:hAnsi="Consolas"/>
-          <w:color w:val="8B1A1A"/>
+          <w:color w:val="000000"/>
           <w:sz w:val="19"/>
         </w:rPr>
         <w:t>_lake_log</w:t>
@@ -283,7 +283,7 @@
       <w:r>
         <w:rPr>
           <w:rFonts w:ascii="Consolas" w:hAnsi="Consolas"/>
-          <w:color w:val="8B1A1A"/>
+          <w:color w:val="000000"/>
           <w:sz w:val="19"/>
         </w:rPr>
         <w:t>winutils.exe</w:t>
@@ -294,7 +294,7 @@
       <w:r>
         <w:rPr>
           <w:rFonts w:ascii="Consolas" w:hAnsi="Consolas"/>
-          <w:color w:val="8B1A1A"/>
+          <w:color w:val="000000"/>
           <w:sz w:val="19"/>
         </w:rPr>
         <w:t>hadoop.dll</w:t>
@@ -305,7 +305,7 @@
       <w:r>
         <w:rPr>
           <w:rFonts w:ascii="Consolas" w:hAnsi="Consolas"/>
-          <w:color w:val="8B1A1A"/>
+          <w:color w:val="000000"/>
           <w:sz w:val="19"/>
         </w:rPr>
         <w:t>&lt;storage&gt;/hadoop/bin</w:t>
@@ -316,7 +316,7 @@
       <w:r>
         <w:rPr>
           <w:rFonts w:ascii="Consolas" w:hAnsi="Consolas"/>
-          <w:color w:val="8B1A1A"/>
+          <w:color w:val="000000"/>
           <w:sz w:val="19"/>
         </w:rPr>
         <w:t>_storage</w:t>
@@ -327,7 +327,7 @@
       <w:r>
         <w:rPr>
           <w:rFonts w:ascii="Consolas" w:hAnsi="Consolas"/>
-          <w:color w:val="8B1A1A"/>
+          <w:color w:val="000000"/>
           <w:sz w:val="19"/>
         </w:rPr>
         <w:t>MDL_STORAGE</w:t>
@@ -417,7 +417,7 @@
         <w:tc>
           <w:tcPr>
             <w:tcW w:type="dxa" w:w="3249"/>
-            <w:shd w:val="clear" w:color="auto" w:fill="D9E2F3"/>
+            <w:shd w:val="clear" w:color="auto" w:fill="E7E6E6"/>
           </w:tcPr>
           <w:p>
             <w:r>
@@ -437,7 +437,7 @@
         <w:tc>
           <w:tcPr>
             <w:tcW w:type="dxa" w:w="3249"/>
-            <w:shd w:val="clear" w:color="auto" w:fill="D9E2F3"/>
+            <w:shd w:val="clear" w:color="auto" w:fill="E7E6E6"/>
           </w:tcPr>
           <w:p>
             <w:r>
@@ -457,7 +457,7 @@
         <w:tc>
           <w:tcPr>
             <w:tcW w:type="dxa" w:w="3249"/>
-            <w:shd w:val="clear" w:color="auto" w:fill="D9E2F3"/>
+            <w:shd w:val="clear" w:color="auto" w:fill="E7E6E6"/>
           </w:tcPr>
           <w:p>
             <w:r>
@@ -499,7 +499,7 @@
             <w:r>
               <w:rPr>
                 <w:rFonts w:ascii="Consolas" w:hAnsi="Consolas"/>
-                <w:color w:val="8B1A1A"/>
+                <w:color w:val="000000"/>
                 <w:sz w:val="20"/>
               </w:rPr>
               <w:t>scripts/tao_scales.py</w:t>
@@ -513,7 +513,7 @@
             <w:r>
               <w:rPr>
                 <w:rFonts w:ascii="Consolas" w:hAnsi="Consolas"/>
-                <w:color w:val="8B1A1A"/>
+                <w:color w:val="000000"/>
                 <w:sz w:val="20"/>
               </w:rPr>
               <w:t>scripts/chay_baseline.py --scales 10k 100k 500k full --repeat 3 --sql</w:t>
@@ -565,7 +565,7 @@
             <w:r>
               <w:rPr>
                 <w:rFonts w:ascii="Consolas" w:hAnsi="Consolas"/>
-                <w:color w:val="8B1A1A"/>
+                <w:color w:val="000000"/>
                 <w:sz w:val="20"/>
               </w:rPr>
               <w:t>scripts/kiem_tra_parity_full.py</w:t>
@@ -581,7 +581,7 @@
             <w:r>
               <w:rPr>
                 <w:rFonts w:ascii="Consolas" w:hAnsi="Consolas"/>
-                <w:color w:val="8B1A1A"/>
+                <w:color w:val="000000"/>
                 <w:sz w:val="20"/>
               </w:rPr>
               <w:t>results/raw/tuan_04/parity_full.json</w:t>
@@ -613,7 +613,7 @@
             <w:r>
               <w:rPr>
                 <w:rFonts w:ascii="Consolas" w:hAnsi="Consolas"/>
-                <w:color w:val="8B1A1A"/>
+                <w:color w:val="000000"/>
                 <w:sz w:val="20"/>
               </w:rPr>
               <w:t>scripts/chay_luu_tru.py --repeat 1</w:t>
@@ -635,7 +635,7 @@
             <w:r>
               <w:rPr>
                 <w:rFonts w:ascii="Consolas" w:hAnsi="Consolas"/>
-                <w:color w:val="8B1A1A"/>
+                <w:color w:val="000000"/>
                 <w:sz w:val="20"/>
               </w:rPr>
               <w:t>results/raw/tuan_08/runs_storage_x3.jsonl</w:t>
@@ -667,7 +667,7 @@
             <w:r>
               <w:rPr>
                 <w:rFonts w:ascii="Consolas" w:hAnsi="Consolas"/>
-                <w:color w:val="8B1A1A"/>
+                <w:color w:val="000000"/>
                 <w:sz w:val="20"/>
               </w:rPr>
               <w:t>scripts/chay_gia_tang.py --repeat 3</w:t>
@@ -681,7 +681,7 @@
             <w:r>
               <w:rPr>
                 <w:rFonts w:ascii="Consolas" w:hAnsi="Consolas"/>
-                <w:color w:val="8B1A1A"/>
+                <w:color w:val="000000"/>
                 <w:sz w:val="20"/>
               </w:rPr>
               <w:t>scripts/tao_catalog.py</w:t>
@@ -697,7 +697,7 @@
             <w:r>
               <w:rPr>
                 <w:rFonts w:ascii="Consolas" w:hAnsi="Consolas"/>
-                <w:color w:val="8B1A1A"/>
+                <w:color w:val="000000"/>
                 <w:sz w:val="20"/>
               </w:rPr>
               <w:t>results/raw/tuan_06/</w:t>
@@ -729,7 +729,7 @@
             <w:r>
               <w:rPr>
                 <w:rFonts w:ascii="Consolas" w:hAnsi="Consolas"/>
-                <w:color w:val="8B1A1A"/>
+                <w:color w:val="000000"/>
                 <w:sz w:val="20"/>
               </w:rPr>
               <w:t>scripts/chay_ablation.py --repeat 3</w:t>
@@ -745,7 +745,7 @@
             <w:r>
               <w:rPr>
                 <w:rFonts w:ascii="Consolas" w:hAnsi="Consolas"/>
-                <w:color w:val="8B1A1A"/>
+                <w:color w:val="000000"/>
                 <w:sz w:val="20"/>
               </w:rPr>
               <w:t>results/raw/tuan_08/runs_ablation.jsonl</w:t>
@@ -777,7 +777,7 @@
             <w:r>
               <w:rPr>
                 <w:rFonts w:ascii="Consolas" w:hAnsi="Consolas"/>
-                <w:color w:val="8B1A1A"/>
+                <w:color w:val="000000"/>
                 <w:sz w:val="20"/>
               </w:rPr>
               <w:t>scripts/phan_tich_loi.py</w:t>
@@ -791,7 +791,7 @@
             <w:r>
               <w:rPr>
                 <w:rFonts w:ascii="Consolas" w:hAnsi="Consolas"/>
-                <w:color w:val="8B1A1A"/>
+                <w:color w:val="000000"/>
                 <w:sz w:val="20"/>
               </w:rPr>
               <w:t>scripts/kiem_tra_loi_doc.py</w:t>
@@ -807,7 +807,7 @@
             <w:r>
               <w:rPr>
                 <w:rFonts w:ascii="Consolas" w:hAnsi="Consolas"/>
-                <w:color w:val="8B1A1A"/>
+                <w:color w:val="000000"/>
                 <w:sz w:val="20"/>
               </w:rPr>
               <w:t>results/raw/tuan_08/error_analysis.json</w:t>
@@ -821,7 +821,7 @@
             <w:r>
               <w:rPr>
                 <w:rFonts w:ascii="Consolas" w:hAnsi="Consolas"/>
-                <w:color w:val="8B1A1A"/>
+                <w:color w:val="000000"/>
                 <w:sz w:val="20"/>
               </w:rPr>
               <w:t>tuan_03/fault_injection.json</w:t>
@@ -854,7 +854,7 @@
             <w:r>
               <w:rPr>
                 <w:rFonts w:ascii="Consolas" w:hAnsi="Consolas"/>
-                <w:color w:val="8B1A1A"/>
+                <w:color w:val="000000"/>
                 <w:sz w:val="20"/>
               </w:rPr>
               <w:t>python scripts/tao_hinh_bao_cao.py</w:t>
@@ -876,7 +876,7 @@
             <w:r>
               <w:rPr>
                 <w:rFonts w:ascii="Consolas" w:hAnsi="Consolas"/>
-                <w:color w:val="8B1A1A"/>
+                <w:color w:val="000000"/>
                 <w:sz w:val="20"/>
               </w:rPr>
               <w:t>results/figures/</w:t>
@@ -890,7 +890,7 @@
             <w:r>
               <w:rPr>
                 <w:rFonts w:ascii="Consolas" w:hAnsi="Consolas"/>
-                <w:color w:val="8B1A1A"/>
+                <w:color w:val="000000"/>
                 <w:sz w:val="20"/>
               </w:rPr>
               <w:t>results/tables/</w:t>
@@ -910,7 +910,7 @@
       <w:r>
         <w:rPr>
           <w:rFonts w:ascii="Consolas" w:hAnsi="Consolas"/>
-          <w:color w:val="8B1A1A"/>
+          <w:color w:val="000000"/>
           <w:sz w:val="19"/>
         </w:rPr>
         <w:t>configs/experiments.yaml</w:t>
@@ -973,7 +973,7 @@
       <w:r>
         <w:rPr>
           <w:rFonts w:ascii="Consolas" w:hAnsi="Consolas"/>
-          <w:color w:val="8B1A1A"/>
+          <w:color w:val="000000"/>
           <w:sz w:val="19"/>
         </w:rPr>
         <w:t>docs/privacy_license_note.md</w:t>
@@ -984,7 +984,7 @@
       <w:r>
         <w:rPr>
           <w:rFonts w:ascii="Consolas" w:hAnsi="Consolas"/>
-          <w:color w:val="8B1A1A"/>
+          <w:color w:val="000000"/>
           <w:sz w:val="19"/>
         </w:rPr>
         <w:t>docs/ai_use_statement.md</w:t>
@@ -1368,6 +1368,7 @@
     <w:rsid w:val="00FC693F"/>
     <w:rPr>
       <w:rFonts w:ascii="Times New Roman" w:hAnsi="Times New Roman" w:eastAsia="Times New Roman"/>
+      <w:color w:val="000000"/>
       <w:sz w:val="24"/>
     </w:rPr>
   </w:style>
@@ -1433,7 +1434,7 @@
       <w:rFonts w:ascii="Times New Roman" w:hAnsi="Times New Roman" w:eastAsia="Times New Roman" w:cs="Times New Roman"/>
       <w:b/>
       <w:bCs/>
-      <w:color w:val="1F3A68"/>
+      <w:color w:val="000000"/>
       <w:sz w:val="28"/>
       <w:szCs w:val="28"/>
     </w:rPr>
@@ -1457,7 +1458,7 @@
       <w:rFonts w:ascii="Times New Roman" w:hAnsi="Times New Roman" w:eastAsia="Times New Roman" w:cs="Times New Roman"/>
       <w:b/>
       <w:bCs/>
-      <w:color w:val="1F3A68"/>
+      <w:color w:val="000000"/>
       <w:sz w:val="26"/>
       <w:szCs w:val="26"/>
     </w:rPr>
@@ -1481,7 +1482,7 @@
       <w:rFonts w:ascii="Times New Roman" w:hAnsi="Times New Roman" w:eastAsia="Times New Roman" w:cs="Times New Roman"/>
       <w:b/>
       <w:bCs/>
-      <w:color w:val="1F3A68"/>
+      <w:color w:val="000000"/>
     </w:rPr>
   </w:style>
   <w:style w:type="paragraph" w:styleId="Heading4">
@@ -1506,7 +1507,7 @@
       <w:bCs/>
       <w:i/>
       <w:iCs/>
-      <w:color w:val="1F3A68"/>
+      <w:color w:val="000000"/>
     </w:rPr>
   </w:style>
   <w:style w:type="paragraph" w:styleId="Heading5">
@@ -1527,7 +1528,7 @@
     </w:pPr>
     <w:rPr>
       <w:rFonts w:asciiTheme="majorHAnsi" w:eastAsiaTheme="majorEastAsia" w:hAnsiTheme="majorHAnsi" w:cstheme="majorBidi"/>
-      <w:color w:val="243F60" w:themeColor="accent1" w:themeShade="7F"/>
+      <w:color w:val="000000"/>
     </w:rPr>
   </w:style>
   <w:style w:type="paragraph" w:styleId="Heading6">
@@ -1550,7 +1551,7 @@
       <w:rFonts w:asciiTheme="majorHAnsi" w:eastAsiaTheme="majorEastAsia" w:hAnsiTheme="majorHAnsi" w:cstheme="majorBidi"/>
       <w:i/>
       <w:iCs/>
-      <w:color w:val="243F60" w:themeColor="accent1" w:themeShade="7F"/>
+      <w:color w:val="000000"/>
     </w:rPr>
   </w:style>
   <w:style w:type="paragraph" w:styleId="Heading7">
@@ -1573,7 +1574,7 @@
       <w:rFonts w:asciiTheme="majorHAnsi" w:eastAsiaTheme="majorEastAsia" w:hAnsiTheme="majorHAnsi" w:cstheme="majorBidi"/>
       <w:i/>
       <w:iCs/>
-      <w:color w:val="404040" w:themeColor="text1" w:themeTint="BF"/>
+      <w:color w:val="000000"/>
     </w:rPr>
   </w:style>
   <w:style w:type="paragraph" w:styleId="Heading8">
@@ -1594,7 +1595,7 @@
     </w:pPr>
     <w:rPr>
       <w:rFonts w:asciiTheme="majorHAnsi" w:eastAsiaTheme="majorEastAsia" w:hAnsiTheme="majorHAnsi" w:cstheme="majorBidi"/>
-      <w:color w:val="4F81BD" w:themeColor="accent1"/>
+      <w:color w:val="000000"/>
       <w:sz w:val="20"/>
       <w:szCs w:val="20"/>
     </w:rPr>
@@ -1619,7 +1620,7 @@
       <w:rFonts w:asciiTheme="majorHAnsi" w:eastAsiaTheme="majorEastAsia" w:hAnsiTheme="majorHAnsi" w:cstheme="majorBidi"/>
       <w:i/>
       <w:iCs/>
-      <w:color w:val="404040" w:themeColor="text1" w:themeTint="BF"/>
+      <w:color w:val="000000"/>
       <w:sz w:val="20"/>
       <w:szCs w:val="20"/>
     </w:rPr>
@@ -1670,7 +1671,7 @@
       <w:rFonts w:asciiTheme="majorHAnsi" w:eastAsiaTheme="majorEastAsia" w:hAnsiTheme="majorHAnsi" w:cstheme="majorBidi"/>
       <w:b/>
       <w:bCs/>
-      <w:color w:val="365F91" w:themeColor="accent1" w:themeShade="BF"/>
+      <w:color w:val="000000"/>
       <w:sz w:val="28"/>
       <w:szCs w:val="28"/>
     </w:rPr>
@@ -1685,7 +1686,7 @@
       <w:rFonts w:asciiTheme="majorHAnsi" w:eastAsiaTheme="majorEastAsia" w:hAnsiTheme="majorHAnsi" w:cstheme="majorBidi"/>
       <w:b/>
       <w:bCs/>
-      <w:color w:val="4F81BD" w:themeColor="accent1"/>
+      <w:color w:val="000000"/>
       <w:sz w:val="26"/>
       <w:szCs w:val="26"/>
     </w:rPr>
@@ -1700,7 +1701,7 @@
       <w:rFonts w:asciiTheme="majorHAnsi" w:eastAsiaTheme="majorEastAsia" w:hAnsiTheme="majorHAnsi" w:cstheme="majorBidi"/>
       <w:b/>
       <w:bCs/>
-      <w:color w:val="4F81BD" w:themeColor="accent1"/>
+      <w:color w:val="000000"/>
     </w:rPr>
   </w:style>
   <w:style w:type="paragraph" w:styleId="Title">
@@ -1720,7 +1721,7 @@
     </w:pPr>
     <w:rPr>
       <w:rFonts w:ascii="Times New Roman" w:hAnsi="Times New Roman" w:eastAsia="Times New Roman" w:cs="Times New Roman"/>
-      <w:color w:val="1F3A68"/>
+      <w:color w:val="000000"/>
       <w:spacing w:val="5"/>
       <w:kern w:val="28"/>
       <w:sz w:val="52"/>
@@ -1735,7 +1736,7 @@
     <w:rsid w:val="00FC693F"/>
     <w:rPr>
       <w:rFonts w:asciiTheme="majorHAnsi" w:eastAsiaTheme="majorEastAsia" w:hAnsiTheme="majorHAnsi" w:cstheme="majorBidi"/>
-      <w:color w:val="17365D" w:themeColor="text2" w:themeShade="BF"/>
+      <w:color w:val="000000"/>
       <w:spacing w:val="5"/>
       <w:kern w:val="28"/>
       <w:sz w:val="52"/>
@@ -1759,7 +1760,7 @@
       <w:rFonts w:asciiTheme="majorHAnsi" w:eastAsiaTheme="majorEastAsia" w:hAnsiTheme="majorHAnsi" w:cstheme="majorBidi"/>
       <w:i/>
       <w:iCs/>
-      <w:color w:val="4F81BD" w:themeColor="accent1"/>
+      <w:color w:val="000000"/>
       <w:spacing w:val="15"/>
       <w:sz w:val="24"/>
       <w:szCs w:val="24"/>
@@ -1775,7 +1776,7 @@
       <w:rFonts w:asciiTheme="majorHAnsi" w:eastAsiaTheme="majorEastAsia" w:hAnsiTheme="majorHAnsi" w:cstheme="majorBidi"/>
       <w:i/>
       <w:iCs/>
-      <w:color w:val="4F81BD" w:themeColor="accent1"/>
+      <w:color w:val="000000"/>
       <w:spacing w:val="15"/>
       <w:sz w:val="24"/>
       <w:szCs w:val="24"/>
@@ -2047,7 +2048,7 @@
     <w:rPr>
       <w:i/>
       <w:iCs/>
-      <w:color w:val="000000" w:themeColor="text1"/>
+      <w:color w:val="000000"/>
     </w:rPr>
   </w:style>
   <w:style w:type="character" w:customStyle="1" w:styleId="QuoteChar">
@@ -2059,7 +2060,7 @@
     <w:rPr>
       <w:i/>
       <w:iCs/>
-      <w:color w:val="000000" w:themeColor="text1"/>
+      <w:color w:val="000000"/>
     </w:rPr>
   </w:style>
   <w:style w:type="character" w:customStyle="1" w:styleId="Heading4Char">
@@ -2075,7 +2076,7 @@
       <w:bCs/>
       <w:i/>
       <w:iCs/>
-      <w:color w:val="4F81BD" w:themeColor="accent1"/>
+      <w:color w:val="000000"/>
     </w:rPr>
   </w:style>
   <w:style w:type="character" w:customStyle="1" w:styleId="Heading5Char">
@@ -2087,7 +2088,7 @@
     <w:rsid w:val="00FC693F"/>
     <w:rPr>
       <w:rFonts w:asciiTheme="majorHAnsi" w:eastAsiaTheme="majorEastAsia" w:hAnsiTheme="majorHAnsi" w:cstheme="majorBidi"/>
-      <w:color w:val="243F60" w:themeColor="accent1" w:themeShade="7F"/>
+      <w:color w:val="000000"/>
     </w:rPr>
   </w:style>
   <w:style w:type="character" w:customStyle="1" w:styleId="Heading6Char">
@@ -2101,7 +2102,7 @@
       <w:rFonts w:asciiTheme="majorHAnsi" w:eastAsiaTheme="majorEastAsia" w:hAnsiTheme="majorHAnsi" w:cstheme="majorBidi"/>
       <w:i/>
       <w:iCs/>
-      <w:color w:val="243F60" w:themeColor="accent1" w:themeShade="7F"/>
+      <w:color w:val="000000"/>
     </w:rPr>
   </w:style>
   <w:style w:type="character" w:customStyle="1" w:styleId="Heading7Char">
@@ -2115,7 +2116,7 @@
       <w:rFonts w:asciiTheme="majorHAnsi" w:eastAsiaTheme="majorEastAsia" w:hAnsiTheme="majorHAnsi" w:cstheme="majorBidi"/>
       <w:i/>
       <w:iCs/>
-      <w:color w:val="404040" w:themeColor="text1" w:themeTint="BF"/>
+      <w:color w:val="000000"/>
     </w:rPr>
   </w:style>
   <w:style w:type="character" w:customStyle="1" w:styleId="Heading8Char">
@@ -2127,7 +2128,7 @@
     <w:rsid w:val="00FC693F"/>
     <w:rPr>
       <w:rFonts w:asciiTheme="majorHAnsi" w:eastAsiaTheme="majorEastAsia" w:hAnsiTheme="majorHAnsi" w:cstheme="majorBidi"/>
-      <w:color w:val="4F81BD" w:themeColor="accent1"/>
+      <w:color w:val="000000"/>
       <w:sz w:val="20"/>
       <w:szCs w:val="20"/>
     </w:rPr>
@@ -2143,7 +2144,7 @@
       <w:rFonts w:asciiTheme="majorHAnsi" w:eastAsiaTheme="majorEastAsia" w:hAnsiTheme="majorHAnsi" w:cstheme="majorBidi"/>
       <w:i/>
       <w:iCs/>
-      <w:color w:val="404040" w:themeColor="text1" w:themeTint="BF"/>
+      <w:color w:val="000000"/>
       <w:sz w:val="20"/>
       <w:szCs w:val="20"/>
     </w:rPr>
@@ -2163,7 +2164,7 @@
     <w:rPr>
       <w:b/>
       <w:bCs/>
-      <w:color w:val="4F81BD" w:themeColor="accent1"/>
+      <w:color w:val="000000"/>
       <w:sz w:val="18"/>
       <w:szCs w:val="18"/>
     </w:rPr>
@@ -2210,7 +2211,7 @@
       <w:bCs/>
       <w:i/>
       <w:iCs/>
-      <w:color w:val="4F81BD" w:themeColor="accent1"/>
+      <w:color w:val="000000"/>
     </w:rPr>
   </w:style>
   <w:style w:type="character" w:customStyle="1" w:styleId="IntenseQuoteChar">
@@ -2224,7 +2225,7 @@
       <w:bCs/>
       <w:i/>
       <w:iCs/>
-      <w:color w:val="4F81BD" w:themeColor="accent1"/>
+      <w:color w:val="000000"/>
     </w:rPr>
   </w:style>
   <w:style w:type="character" w:styleId="SubtleEmphasis">
@@ -2236,7 +2237,7 @@
     <w:rPr>
       <w:i/>
       <w:iCs/>
-      <w:color w:val="808080" w:themeColor="text1" w:themeTint="7F"/>
+      <w:color w:val="000000"/>
     </w:rPr>
   </w:style>
   <w:style w:type="character" w:styleId="IntenseEmphasis">
@@ -2250,7 +2251,7 @@
       <w:bCs/>
       <w:i/>
       <w:iCs/>
-      <w:color w:val="4F81BD" w:themeColor="accent1"/>
+      <w:color w:val="000000"/>
     </w:rPr>
   </w:style>
   <w:style w:type="character" w:styleId="SubtleReference">
@@ -2261,7 +2262,7 @@
     <w:rsid w:val="00FC693F"/>
     <w:rPr>
       <w:smallCaps/>
-      <w:color w:val="C0504D" w:themeColor="accent2"/>
+      <w:color w:val="000000"/>
       <w:u w:val="single"/>
     </w:rPr>
   </w:style>
@@ -2275,7 +2276,7 @@
       <w:b/>
       <w:bCs/>
       <w:smallCaps/>
-      <w:color w:val="C0504D" w:themeColor="accent2"/>
+      <w:color w:val="000000"/>
       <w:spacing w:val="5"/>
       <w:u w:val="single"/>
     </w:rPr>
@@ -2341,7 +2342,7 @@
       <w:spacing w:after="0" w:line="240" w:lineRule="auto"/>
     </w:pPr>
     <w:rPr>
-      <w:color w:val="000000" w:themeColor="text1" w:themeShade="BF"/>
+      <w:color w:val="000000"/>
     </w:rPr>
     <w:tblPr>
       <w:tblStyleRowBandSize w:val="1"/>
@@ -2444,7 +2445,7 @@
       <w:spacing w:after="0" w:line="240" w:lineRule="auto"/>
     </w:pPr>
     <w:rPr>
-      <w:color w:val="365F91" w:themeColor="accent1" w:themeShade="BF"/>
+      <w:color w:val="000000"/>
     </w:rPr>
     <w:tblPr>
       <w:tblStyleRowBandSize w:val="1"/>
@@ -2547,7 +2548,7 @@
       <w:spacing w:after="0" w:line="240" w:lineRule="auto"/>
     </w:pPr>
     <w:rPr>
-      <w:color w:val="943634" w:themeColor="accent2" w:themeShade="BF"/>
+      <w:color w:val="000000"/>
     </w:rPr>
     <w:tblPr>
       <w:tblStyleRowBandSize w:val="1"/>
@@ -2650,7 +2651,7 @@
       <w:spacing w:after="0" w:line="240" w:lineRule="auto"/>
     </w:pPr>
     <w:rPr>
-      <w:color w:val="76923C" w:themeColor="accent3" w:themeShade="BF"/>
+      <w:color w:val="000000"/>
     </w:rPr>
     <w:tblPr>
       <w:tblStyleRowBandSize w:val="1"/>
@@ -2753,7 +2754,7 @@
       <w:spacing w:after="0" w:line="240" w:lineRule="auto"/>
     </w:pPr>
     <w:rPr>
-      <w:color w:val="5F497A" w:themeColor="accent4" w:themeShade="BF"/>
+      <w:color w:val="000000"/>
     </w:rPr>
     <w:tblPr>
       <w:tblStyleRowBandSize w:val="1"/>
@@ -2856,7 +2857,7 @@
       <w:spacing w:after="0" w:line="240" w:lineRule="auto"/>
     </w:pPr>
     <w:rPr>
-      <w:color w:val="31849B" w:themeColor="accent5" w:themeShade="BF"/>
+      <w:color w:val="000000"/>
     </w:rPr>
     <w:tblPr>
       <w:tblStyleRowBandSize w:val="1"/>
@@ -2959,7 +2960,7 @@
       <w:spacing w:after="0" w:line="240" w:lineRule="auto"/>
     </w:pPr>
     <w:rPr>
-      <w:color w:val="E36C0A" w:themeColor="accent6" w:themeShade="BF"/>
+      <w:color w:val="000000"/>
     </w:rPr>
     <w:tblPr>
       <w:tblStyleRowBandSize w:val="1"/>
@@ -3085,7 +3086,7 @@
       <w:rPr>
         <w:b/>
         <w:bCs/>
-        <w:color w:val="FFFFFF" w:themeColor="background1"/>
+        <w:color w:val="000000"/>
       </w:rPr>
       <w:tblPr/>
       <w:tcPr>
@@ -3177,7 +3178,7 @@
       <w:rPr>
         <w:b/>
         <w:bCs/>
-        <w:color w:val="FFFFFF" w:themeColor="background1"/>
+        <w:color w:val="000000"/>
       </w:rPr>
       <w:tblPr/>
       <w:tcPr>
@@ -3269,7 +3270,7 @@
       <w:rPr>
         <w:b/>
         <w:bCs/>
-        <w:color w:val="FFFFFF" w:themeColor="background1"/>
+        <w:color w:val="000000"/>
       </w:rPr>
       <w:tblPr/>
       <w:tcPr>
@@ -3361,7 +3362,7 @@
       <w:rPr>
         <w:b/>
         <w:bCs/>
-        <w:color w:val="FFFFFF" w:themeColor="background1"/>
+        <w:color w:val="000000"/>
       </w:rPr>
       <w:tblPr/>
       <w:tcPr>
@@ -3453,7 +3454,7 @@
       <w:rPr>
         <w:b/>
         <w:bCs/>
-        <w:color w:val="FFFFFF" w:themeColor="background1"/>
+        <w:color w:val="000000"/>
       </w:rPr>
       <w:tblPr/>
       <w:tcPr>
@@ -3545,7 +3546,7 @@
       <w:rPr>
         <w:b/>
         <w:bCs/>
-        <w:color w:val="FFFFFF" w:themeColor="background1"/>
+        <w:color w:val="000000"/>
       </w:rPr>
       <w:tblPr/>
       <w:tcPr>
@@ -3637,7 +3638,7 @@
       <w:rPr>
         <w:b/>
         <w:bCs/>
-        <w:color w:val="FFFFFF" w:themeColor="background1"/>
+        <w:color w:val="000000"/>
       </w:rPr>
       <w:tblPr/>
       <w:tcPr>
@@ -4640,7 +4641,7 @@
       <w:rPr>
         <w:b/>
         <w:bCs/>
-        <w:color w:val="FFFFFF" w:themeColor="background1"/>
+        <w:color w:val="000000"/>
       </w:rPr>
       <w:tblPr/>
       <w:tcPr>
@@ -4746,7 +4747,7 @@
       <w:rPr>
         <w:b/>
         <w:bCs/>
-        <w:color w:val="FFFFFF" w:themeColor="background1"/>
+        <w:color w:val="000000"/>
       </w:rPr>
       <w:tblPr/>
       <w:tcPr>
@@ -4852,7 +4853,7 @@
       <w:rPr>
         <w:b/>
         <w:bCs/>
-        <w:color w:val="FFFFFF" w:themeColor="background1"/>
+        <w:color w:val="000000"/>
       </w:rPr>
       <w:tblPr/>
       <w:tcPr>
@@ -4958,7 +4959,7 @@
       <w:rPr>
         <w:b/>
         <w:bCs/>
-        <w:color w:val="FFFFFF" w:themeColor="background1"/>
+        <w:color w:val="000000"/>
       </w:rPr>
       <w:tblPr/>
       <w:tcPr>
@@ -5064,7 +5065,7 @@
       <w:rPr>
         <w:b/>
         <w:bCs/>
-        <w:color w:val="FFFFFF" w:themeColor="background1"/>
+        <w:color w:val="000000"/>
       </w:rPr>
       <w:tblPr/>
       <w:tcPr>
@@ -5170,7 +5171,7 @@
       <w:rPr>
         <w:b/>
         <w:bCs/>
-        <w:color w:val="FFFFFF" w:themeColor="background1"/>
+        <w:color w:val="000000"/>
       </w:rPr>
       <w:tblPr/>
       <w:tcPr>
@@ -5276,7 +5277,7 @@
       <w:rPr>
         <w:b/>
         <w:bCs/>
-        <w:color w:val="FFFFFF" w:themeColor="background1"/>
+        <w:color w:val="000000"/>
       </w:rPr>
       <w:tblPr/>
       <w:tcPr>
@@ -5379,7 +5380,7 @@
       <w:rPr>
         <w:b/>
         <w:bCs/>
-        <w:color w:val="FFFFFF" w:themeColor="background1"/>
+        <w:color w:val="000000"/>
       </w:rPr>
       <w:tblPr/>
       <w:tcPr>
@@ -5399,7 +5400,7 @@
         <w:spacing w:before="0" w:after="0" w:line="240" w:lineRule="auto"/>
       </w:pPr>
       <w:rPr>
-        <w:color w:val="auto"/>
+        <w:color w:val="000000"/>
       </w:rPr>
       <w:tblPr/>
       <w:tcPr>
@@ -5418,7 +5419,7 @@
       <w:rPr>
         <w:b/>
         <w:bCs/>
-        <w:color w:val="FFFFFF" w:themeColor="background1"/>
+        <w:color w:val="000000"/>
       </w:rPr>
       <w:tblPr/>
       <w:tcPr>
@@ -5437,7 +5438,7 @@
       <w:rPr>
         <w:b/>
         <w:bCs/>
-        <w:color w:val="FFFFFF" w:themeColor="background1"/>
+        <w:color w:val="000000"/>
       </w:rPr>
       <w:tblPr/>
       <w:tcPr>
@@ -5483,7 +5484,7 @@
     </w:tblStylePr>
     <w:tblStylePr w:type="nwCell">
       <w:rPr>
-        <w:color w:val="FFFFFF" w:themeColor="background1"/>
+        <w:color w:val="000000"/>
       </w:rPr>
       <w:tblPr/>
       <w:tcPr>
@@ -5528,7 +5529,7 @@
       <w:rPr>
         <w:b/>
         <w:bCs/>
-        <w:color w:val="FFFFFF" w:themeColor="background1"/>
+        <w:color w:val="000000"/>
       </w:rPr>
       <w:tblPr/>
       <w:tcPr>
@@ -5548,7 +5549,7 @@
         <w:spacing w:before="0" w:after="0" w:line="240" w:lineRule="auto"/>
       </w:pPr>
       <w:rPr>
-        <w:color w:val="auto"/>
+        <w:color w:val="000000"/>
       </w:rPr>
       <w:tblPr/>
       <w:tcPr>
@@ -5567,7 +5568,7 @@
       <w:rPr>
         <w:b/>
         <w:bCs/>
-        <w:color w:val="FFFFFF" w:themeColor="background1"/>
+        <w:color w:val="000000"/>
       </w:rPr>
       <w:tblPr/>
       <w:tcPr>
@@ -5586,7 +5587,7 @@
       <w:rPr>
         <w:b/>
         <w:bCs/>
-        <w:color w:val="FFFFFF" w:themeColor="background1"/>
+        <w:color w:val="000000"/>
       </w:rPr>
       <w:tblPr/>
       <w:tcPr>
@@ -5632,7 +5633,7 @@
     </w:tblStylePr>
     <w:tblStylePr w:type="nwCell">
       <w:rPr>
-        <w:color w:val="FFFFFF" w:themeColor="background1"/>
+        <w:color w:val="000000"/>
       </w:rPr>
       <w:tblPr/>
       <w:tcPr>
@@ -5677,7 +5678,7 @@
       <w:rPr>
         <w:b/>
         <w:bCs/>
-        <w:color w:val="FFFFFF" w:themeColor="background1"/>
+        <w:color w:val="000000"/>
       </w:rPr>
       <w:tblPr/>
       <w:tcPr>
@@ -5697,7 +5698,7 @@
         <w:spacing w:before="0" w:after="0" w:line="240" w:lineRule="auto"/>
       </w:pPr>
       <w:rPr>
-        <w:color w:val="auto"/>
+        <w:color w:val="000000"/>
       </w:rPr>
       <w:tblPr/>
       <w:tcPr>
@@ -5716,7 +5717,7 @@
       <w:rPr>
         <w:b/>
         <w:bCs/>
-        <w:color w:val="FFFFFF" w:themeColor="background1"/>
+        <w:color w:val="000000"/>
       </w:rPr>
       <w:tblPr/>
       <w:tcPr>
@@ -5735,7 +5736,7 @@
       <w:rPr>
         <w:b/>
         <w:bCs/>
-        <w:color w:val="FFFFFF" w:themeColor="background1"/>
+        <w:color w:val="000000"/>
       </w:rPr>
       <w:tblPr/>
       <w:tcPr>
@@ -5781,7 +5782,7 @@
     </w:tblStylePr>
     <w:tblStylePr w:type="nwCell">
       <w:rPr>
-        <w:color w:val="FFFFFF" w:themeColor="background1"/>
+        <w:color w:val="000000"/>
       </w:rPr>
       <w:tblPr/>
       <w:tcPr>
@@ -5826,7 +5827,7 @@
       <w:rPr>
         <w:b/>
         <w:bCs/>
-        <w:color w:val="FFFFFF" w:themeColor="background1"/>
+        <w:color w:val="000000"/>
       </w:rPr>
       <w:tblPr/>
       <w:tcPr>
@@ -5846,7 +5847,7 @@
         <w:spacing w:before="0" w:after="0" w:line="240" w:lineRule="auto"/>
       </w:pPr>
       <w:rPr>
-        <w:color w:val="auto"/>
+        <w:color w:val="000000"/>
       </w:rPr>
       <w:tblPr/>
       <w:tcPr>
@@ -5865,7 +5866,7 @@
       <w:rPr>
         <w:b/>
         <w:bCs/>
-        <w:color w:val="FFFFFF" w:themeColor="background1"/>
+        <w:color w:val="000000"/>
       </w:rPr>
       <w:tblPr/>
       <w:tcPr>
@@ -5884,7 +5885,7 @@
       <w:rPr>
         <w:b/>
         <w:bCs/>
-        <w:color w:val="FFFFFF" w:themeColor="background1"/>
+        <w:color w:val="000000"/>
       </w:rPr>
       <w:tblPr/>
       <w:tcPr>
@@ -5930,7 +5931,7 @@
     </w:tblStylePr>
     <w:tblStylePr w:type="nwCell">
       <w:rPr>
-        <w:color w:val="FFFFFF" w:themeColor="background1"/>
+        <w:color w:val="000000"/>
       </w:rPr>
       <w:tblPr/>
       <w:tcPr>
@@ -5975,7 +5976,7 @@
       <w:rPr>
         <w:b/>
         <w:bCs/>
-        <w:color w:val="FFFFFF" w:themeColor="background1"/>
+        <w:color w:val="000000"/>
       </w:rPr>
       <w:tblPr/>
       <w:tcPr>
@@ -5995,7 +5996,7 @@
         <w:spacing w:before="0" w:after="0" w:line="240" w:lineRule="auto"/>
       </w:pPr>
       <w:rPr>
-        <w:color w:val="auto"/>
+        <w:color w:val="000000"/>
       </w:rPr>
       <w:tblPr/>
       <w:tcPr>
@@ -6014,7 +6015,7 @@
       <w:rPr>
         <w:b/>
         <w:bCs/>
-        <w:color w:val="FFFFFF" w:themeColor="background1"/>
+        <w:color w:val="000000"/>
       </w:rPr>
       <w:tblPr/>
       <w:tcPr>
@@ -6033,7 +6034,7 @@
       <w:rPr>
         <w:b/>
         <w:bCs/>
-        <w:color w:val="FFFFFF" w:themeColor="background1"/>
+        <w:color w:val="000000"/>
       </w:rPr>
       <w:tblPr/>
       <w:tcPr>
@@ -6079,7 +6080,7 @@
     </w:tblStylePr>
     <w:tblStylePr w:type="nwCell">
       <w:rPr>
-        <w:color w:val="FFFFFF" w:themeColor="background1"/>
+        <w:color w:val="000000"/>
       </w:rPr>
       <w:tblPr/>
       <w:tcPr>
@@ -6124,7 +6125,7 @@
       <w:rPr>
         <w:b/>
         <w:bCs/>
-        <w:color w:val="FFFFFF" w:themeColor="background1"/>
+        <w:color w:val="000000"/>
       </w:rPr>
       <w:tblPr/>
       <w:tcPr>
@@ -6144,7 +6145,7 @@
         <w:spacing w:before="0" w:after="0" w:line="240" w:lineRule="auto"/>
       </w:pPr>
       <w:rPr>
-        <w:color w:val="auto"/>
+        <w:color w:val="000000"/>
       </w:rPr>
       <w:tblPr/>
       <w:tcPr>
@@ -6163,7 +6164,7 @@
       <w:rPr>
         <w:b/>
         <w:bCs/>
-        <w:color w:val="FFFFFF" w:themeColor="background1"/>
+        <w:color w:val="000000"/>
       </w:rPr>
       <w:tblPr/>
       <w:tcPr>
@@ -6182,7 +6183,7 @@
       <w:rPr>
         <w:b/>
         <w:bCs/>
-        <w:color w:val="FFFFFF" w:themeColor="background1"/>
+        <w:color w:val="000000"/>
       </w:rPr>
       <w:tblPr/>
       <w:tcPr>
@@ -6228,7 +6229,7 @@
     </w:tblStylePr>
     <w:tblStylePr w:type="nwCell">
       <w:rPr>
-        <w:color w:val="FFFFFF" w:themeColor="background1"/>
+        <w:color w:val="000000"/>
       </w:rPr>
       <w:tblPr/>
       <w:tcPr>
@@ -6273,7 +6274,7 @@
       <w:rPr>
         <w:b/>
         <w:bCs/>
-        <w:color w:val="FFFFFF" w:themeColor="background1"/>
+        <w:color w:val="000000"/>
       </w:rPr>
       <w:tblPr/>
       <w:tcPr>
@@ -6293,7 +6294,7 @@
         <w:spacing w:before="0" w:after="0" w:line="240" w:lineRule="auto"/>
       </w:pPr>
       <w:rPr>
-        <w:color w:val="auto"/>
+        <w:color w:val="000000"/>
       </w:rPr>
       <w:tblPr/>
       <w:tcPr>
@@ -6312,7 +6313,7 @@
       <w:rPr>
         <w:b/>
         <w:bCs/>
-        <w:color w:val="FFFFFF" w:themeColor="background1"/>
+        <w:color w:val="000000"/>
       </w:rPr>
       <w:tblPr/>
       <w:tcPr>
@@ -6331,7 +6332,7 @@
       <w:rPr>
         <w:b/>
         <w:bCs/>
-        <w:color w:val="FFFFFF" w:themeColor="background1"/>
+        <w:color w:val="000000"/>
       </w:rPr>
       <w:tblPr/>
       <w:tcPr>
@@ -6377,7 +6378,7 @@
     </w:tblStylePr>
     <w:tblStylePr w:type="nwCell">
       <w:rPr>
-        <w:color w:val="FFFFFF" w:themeColor="background1"/>
+        <w:color w:val="000000"/>
       </w:rPr>
       <w:tblPr/>
       <w:tcPr>
@@ -6401,7 +6402,7 @@
       <w:spacing w:after="0" w:line="240" w:lineRule="auto"/>
     </w:pPr>
     <w:rPr>
-      <w:color w:val="000000" w:themeColor="text1"/>
+      <w:color w:val="000000"/>
     </w:rPr>
     <w:tblPr>
       <w:tblStyleRowBandSize w:val="1"/>
@@ -6434,7 +6435,7 @@
       <w:rPr>
         <w:b/>
         <w:bCs/>
-        <w:color w:val="1F497D" w:themeColor="text2"/>
+        <w:color w:val="000000"/>
       </w:rPr>
       <w:tblPr/>
       <w:tcPr>
@@ -6485,7 +6486,7 @@
       <w:spacing w:after="0" w:line="240" w:lineRule="auto"/>
     </w:pPr>
     <w:rPr>
-      <w:color w:val="000000" w:themeColor="text1"/>
+      <w:color w:val="000000"/>
     </w:rPr>
     <w:tblPr>
       <w:tblStyleRowBandSize w:val="1"/>
@@ -6518,7 +6519,7 @@
       <w:rPr>
         <w:b/>
         <w:bCs/>
-        <w:color w:val="1F497D" w:themeColor="text2"/>
+        <w:color w:val="000000"/>
       </w:rPr>
       <w:tblPr/>
       <w:tcPr>
@@ -6569,7 +6570,7 @@
       <w:spacing w:after="0" w:line="240" w:lineRule="auto"/>
     </w:pPr>
     <w:rPr>
-      <w:color w:val="000000" w:themeColor="text1"/>
+      <w:color w:val="000000"/>
     </w:rPr>
     <w:tblPr>
       <w:tblStyleRowBandSize w:val="1"/>
@@ -6602,7 +6603,7 @@
       <w:rPr>
         <w:b/>
         <w:bCs/>
-        <w:color w:val="1F497D" w:themeColor="text2"/>
+        <w:color w:val="000000"/>
       </w:rPr>
       <w:tblPr/>
       <w:tcPr>
@@ -6653,7 +6654,7 @@
       <w:spacing w:after="0" w:line="240" w:lineRule="auto"/>
     </w:pPr>
     <w:rPr>
-      <w:color w:val="000000" w:themeColor="text1"/>
+      <w:color w:val="000000"/>
     </w:rPr>
     <w:tblPr>
       <w:tblStyleRowBandSize w:val="1"/>
@@ -6686,7 +6687,7 @@
       <w:rPr>
         <w:b/>
         <w:bCs/>
-        <w:color w:val="1F497D" w:themeColor="text2"/>
+        <w:color w:val="000000"/>
       </w:rPr>
       <w:tblPr/>
       <w:tcPr>
@@ -6737,7 +6738,7 @@
       <w:spacing w:after="0" w:line="240" w:lineRule="auto"/>
     </w:pPr>
     <w:rPr>
-      <w:color w:val="000000" w:themeColor="text1"/>
+      <w:color w:val="000000"/>
     </w:rPr>
     <w:tblPr>
       <w:tblStyleRowBandSize w:val="1"/>
@@ -6770,7 +6771,7 @@
       <w:rPr>
         <w:b/>
         <w:bCs/>
-        <w:color w:val="1F497D" w:themeColor="text2"/>
+        <w:color w:val="000000"/>
       </w:rPr>
       <w:tblPr/>
       <w:tcPr>
@@ -6821,7 +6822,7 @@
       <w:spacing w:after="0" w:line="240" w:lineRule="auto"/>
     </w:pPr>
     <w:rPr>
-      <w:color w:val="000000" w:themeColor="text1"/>
+      <w:color w:val="000000"/>
     </w:rPr>
     <w:tblPr>
       <w:tblStyleRowBandSize w:val="1"/>
@@ -6854,7 +6855,7 @@
       <w:rPr>
         <w:b/>
         <w:bCs/>
-        <w:color w:val="1F497D" w:themeColor="text2"/>
+        <w:color w:val="000000"/>
       </w:rPr>
       <w:tblPr/>
       <w:tcPr>
@@ -6905,7 +6906,7 @@
       <w:spacing w:after="0" w:line="240" w:lineRule="auto"/>
     </w:pPr>
     <w:rPr>
-      <w:color w:val="000000" w:themeColor="text1"/>
+      <w:color w:val="000000"/>
     </w:rPr>
     <w:tblPr>
       <w:tblStyleRowBandSize w:val="1"/>
@@ -6938,7 +6939,7 @@
       <w:rPr>
         <w:b/>
         <w:bCs/>
-        <w:color w:val="1F497D" w:themeColor="text2"/>
+        <w:color w:val="000000"/>
       </w:rPr>
       <w:tblPr/>
       <w:tcPr>
@@ -6990,7 +6991,7 @@
     </w:pPr>
     <w:rPr>
       <w:rFonts w:asciiTheme="majorHAnsi" w:eastAsiaTheme="majorEastAsia" w:hAnsiTheme="majorHAnsi" w:cstheme="majorBidi"/>
-      <w:color w:val="000000" w:themeColor="text1"/>
+      <w:color w:val="000000"/>
     </w:rPr>
     <w:tblPr>
       <w:tblStyleRowBandSize w:val="1"/>
@@ -7118,7 +7119,7 @@
     </w:pPr>
     <w:rPr>
       <w:rFonts w:asciiTheme="majorHAnsi" w:eastAsiaTheme="majorEastAsia" w:hAnsiTheme="majorHAnsi" w:cstheme="majorBidi"/>
-      <w:color w:val="000000" w:themeColor="text1"/>
+      <w:color w:val="000000"/>
     </w:rPr>
     <w:tblPr>
       <w:tblStyleRowBandSize w:val="1"/>
@@ -7246,7 +7247,7 @@
     </w:pPr>
     <w:rPr>
       <w:rFonts w:asciiTheme="majorHAnsi" w:eastAsiaTheme="majorEastAsia" w:hAnsiTheme="majorHAnsi" w:cstheme="majorBidi"/>
-      <w:color w:val="000000" w:themeColor="text1"/>
+      <w:color w:val="000000"/>
     </w:rPr>
     <w:tblPr>
       <w:tblStyleRowBandSize w:val="1"/>
@@ -7374,7 +7375,7 @@
     </w:pPr>
     <w:rPr>
       <w:rFonts w:asciiTheme="majorHAnsi" w:eastAsiaTheme="majorEastAsia" w:hAnsiTheme="majorHAnsi" w:cstheme="majorBidi"/>
-      <w:color w:val="000000" w:themeColor="text1"/>
+      <w:color w:val="000000"/>
     </w:rPr>
     <w:tblPr>
       <w:tblStyleRowBandSize w:val="1"/>
@@ -7502,7 +7503,7 @@
     </w:pPr>
     <w:rPr>
       <w:rFonts w:asciiTheme="majorHAnsi" w:eastAsiaTheme="majorEastAsia" w:hAnsiTheme="majorHAnsi" w:cstheme="majorBidi"/>
-      <w:color w:val="000000" w:themeColor="text1"/>
+      <w:color w:val="000000"/>
     </w:rPr>
     <w:tblPr>
       <w:tblStyleRowBandSize w:val="1"/>
@@ -7630,7 +7631,7 @@
     </w:pPr>
     <w:rPr>
       <w:rFonts w:asciiTheme="majorHAnsi" w:eastAsiaTheme="majorEastAsia" w:hAnsiTheme="majorHAnsi" w:cstheme="majorBidi"/>
-      <w:color w:val="000000" w:themeColor="text1"/>
+      <w:color w:val="000000"/>
     </w:rPr>
     <w:tblPr>
       <w:tblStyleRowBandSize w:val="1"/>
@@ -7758,7 +7759,7 @@
     </w:pPr>
     <w:rPr>
       <w:rFonts w:asciiTheme="majorHAnsi" w:eastAsiaTheme="majorEastAsia" w:hAnsiTheme="majorHAnsi" w:cstheme="majorBidi"/>
-      <w:color w:val="000000" w:themeColor="text1"/>
+      <w:color w:val="000000"/>
     </w:rPr>
     <w:tblPr>
       <w:tblStyleRowBandSize w:val="1"/>
@@ -8397,7 +8398,7 @@
     </w:pPr>
     <w:rPr>
       <w:rFonts w:asciiTheme="majorHAnsi" w:eastAsiaTheme="majorEastAsia" w:hAnsiTheme="majorHAnsi" w:cstheme="majorBidi"/>
-      <w:color w:val="000000" w:themeColor="text1"/>
+      <w:color w:val="000000"/>
     </w:rPr>
     <w:tblPr>
       <w:tblStyleRowBandSize w:val="1"/>
@@ -8425,7 +8426,7 @@
       <w:rPr>
         <w:b/>
         <w:bCs/>
-        <w:color w:val="000000" w:themeColor="text1"/>
+        <w:color w:val="000000"/>
       </w:rPr>
       <w:tblPr/>
       <w:tcPr>
@@ -8436,7 +8437,7 @@
       <w:rPr>
         <w:b/>
         <w:bCs/>
-        <w:color w:val="000000" w:themeColor="text1"/>
+        <w:color w:val="000000"/>
       </w:rPr>
       <w:tblPr/>
       <w:tcPr>
@@ -8455,7 +8456,7 @@
       <w:rPr>
         <w:b/>
         <w:bCs/>
-        <w:color w:val="000000" w:themeColor="text1"/>
+        <w:color w:val="000000"/>
       </w:rPr>
       <w:tblPr/>
       <w:tcPr>
@@ -8474,7 +8475,7 @@
       <w:rPr>
         <w:b w:val="0"/>
         <w:bCs w:val="0"/>
-        <w:color w:val="000000" w:themeColor="text1"/>
+        <w:color w:val="000000"/>
       </w:rPr>
       <w:tblPr/>
       <w:tcPr>
@@ -8522,7 +8523,7 @@
     </w:pPr>
     <w:rPr>
       <w:rFonts w:asciiTheme="majorHAnsi" w:eastAsiaTheme="majorEastAsia" w:hAnsiTheme="majorHAnsi" w:cstheme="majorBidi"/>
-      <w:color w:val="000000" w:themeColor="text1"/>
+      <w:color w:val="000000"/>
     </w:rPr>
     <w:tblPr>
       <w:tblStyleRowBandSize w:val="1"/>
@@ -8550,7 +8551,7 @@
       <w:rPr>
         <w:b/>
         <w:bCs/>
-        <w:color w:val="000000" w:themeColor="text1"/>
+        <w:color w:val="000000"/>
       </w:rPr>
       <w:tblPr/>
       <w:tcPr>
@@ -8561,7 +8562,7 @@
       <w:rPr>
         <w:b/>
         <w:bCs/>
-        <w:color w:val="000000" w:themeColor="text1"/>
+        <w:color w:val="000000"/>
       </w:rPr>
       <w:tblPr/>
       <w:tcPr>
@@ -8580,7 +8581,7 @@
       <w:rPr>
         <w:b/>
         <w:bCs/>
-        <w:color w:val="000000" w:themeColor="text1"/>
+        <w:color w:val="000000"/>
       </w:rPr>
       <w:tblPr/>
       <w:tcPr>
@@ -8599,7 +8600,7 @@
       <w:rPr>
         <w:b w:val="0"/>
         <w:bCs w:val="0"/>
-        <w:color w:val="000000" w:themeColor="text1"/>
+        <w:color w:val="000000"/>
       </w:rPr>
       <w:tblPr/>
       <w:tcPr>
@@ -8647,7 +8648,7 @@
     </w:pPr>
     <w:rPr>
       <w:rFonts w:asciiTheme="majorHAnsi" w:eastAsiaTheme="majorEastAsia" w:hAnsiTheme="majorHAnsi" w:cstheme="majorBidi"/>
-      <w:color w:val="000000" w:themeColor="text1"/>
+      <w:color w:val="000000"/>
     </w:rPr>
     <w:tblPr>
       <w:tblStyleRowBandSize w:val="1"/>
@@ -8675,7 +8676,7 @@
       <w:rPr>
         <w:b/>
         <w:bCs/>
-        <w:color w:val="000000" w:themeColor="text1"/>
+        <w:color w:val="000000"/>
       </w:rPr>
       <w:tblPr/>
       <w:tcPr>
@@ -8686,7 +8687,7 @@
       <w:rPr>
         <w:b/>
         <w:bCs/>
-        <w:color w:val="000000" w:themeColor="text1"/>
+        <w:color w:val="000000"/>
       </w:rPr>
       <w:tblPr/>
       <w:tcPr>
@@ -8705,7 +8706,7 @@
       <w:rPr>
         <w:b/>
         <w:bCs/>
-        <w:color w:val="000000" w:themeColor="text1"/>
+        <w:color w:val="000000"/>
       </w:rPr>
       <w:tblPr/>
       <w:tcPr>
@@ -8724,7 +8725,7 @@
       <w:rPr>
         <w:b w:val="0"/>
         <w:bCs w:val="0"/>
-        <w:color w:val="000000" w:themeColor="text1"/>
+        <w:color w:val="000000"/>
       </w:rPr>
       <w:tblPr/>
       <w:tcPr>
@@ -8772,7 +8773,7 @@
     </w:pPr>
     <w:rPr>
       <w:rFonts w:asciiTheme="majorHAnsi" w:eastAsiaTheme="majorEastAsia" w:hAnsiTheme="majorHAnsi" w:cstheme="majorBidi"/>
-      <w:color w:val="000000" w:themeColor="text1"/>
+      <w:color w:val="000000"/>
     </w:rPr>
     <w:tblPr>
       <w:tblStyleRowBandSize w:val="1"/>
@@ -8800,7 +8801,7 @@
       <w:rPr>
         <w:b/>
         <w:bCs/>
-        <w:color w:val="000000" w:themeColor="text1"/>
+        <w:color w:val="000000"/>
       </w:rPr>
       <w:tblPr/>
       <w:tcPr>
@@ -8811,7 +8812,7 @@
       <w:rPr>
         <w:b/>
         <w:bCs/>
-        <w:color w:val="000000" w:themeColor="text1"/>
+        <w:color w:val="000000"/>
       </w:rPr>
       <w:tblPr/>
       <w:tcPr>
@@ -8830,7 +8831,7 @@
       <w:rPr>
         <w:b/>
         <w:bCs/>
-        <w:color w:val="000000" w:themeColor="text1"/>
+        <w:color w:val="000000"/>
       </w:rPr>
       <w:tblPr/>
       <w:tcPr>
@@ -8849,7 +8850,7 @@
       <w:rPr>
         <w:b w:val="0"/>
         <w:bCs w:val="0"/>
-        <w:color w:val="000000" w:themeColor="text1"/>
+        <w:color w:val="000000"/>
       </w:rPr>
       <w:tblPr/>
       <w:tcPr>
@@ -8897,7 +8898,7 @@
     </w:pPr>
     <w:rPr>
       <w:rFonts w:asciiTheme="majorHAnsi" w:eastAsiaTheme="majorEastAsia" w:hAnsiTheme="majorHAnsi" w:cstheme="majorBidi"/>
-      <w:color w:val="000000" w:themeColor="text1"/>
+      <w:color w:val="000000"/>
     </w:rPr>
     <w:tblPr>
       <w:tblStyleRowBandSize w:val="1"/>
@@ -8925,7 +8926,7 @@
       <w:rPr>
         <w:b/>
         <w:bCs/>
-        <w:color w:val="000000" w:themeColor="text1"/>
+        <w:color w:val="000000"/>
       </w:rPr>
       <w:tblPr/>
       <w:tcPr>
@@ -8936,7 +8937,7 @@
       <w:rPr>
         <w:b/>
         <w:bCs/>
-        <w:color w:val="000000" w:themeColor="text1"/>
+        <w:color w:val="000000"/>
       </w:rPr>
       <w:tblPr/>
       <w:tcPr>
@@ -8955,7 +8956,7 @@
       <w:rPr>
         <w:b/>
         <w:bCs/>
-        <w:color w:val="000000" w:themeColor="text1"/>
+        <w:color w:val="000000"/>
       </w:rPr>
       <w:tblPr/>
       <w:tcPr>
@@ -8974,7 +8975,7 @@
       <w:rPr>
         <w:b w:val="0"/>
         <w:bCs w:val="0"/>
-        <w:color w:val="000000" w:themeColor="text1"/>
+        <w:color w:val="000000"/>
       </w:rPr>
       <w:tblPr/>
       <w:tcPr>
@@ -9022,7 +9023,7 @@
     </w:pPr>
     <w:rPr>
       <w:rFonts w:asciiTheme="majorHAnsi" w:eastAsiaTheme="majorEastAsia" w:hAnsiTheme="majorHAnsi" w:cstheme="majorBidi"/>
-      <w:color w:val="000000" w:themeColor="text1"/>
+      <w:color w:val="000000"/>
     </w:rPr>
     <w:tblPr>
       <w:tblStyleRowBandSize w:val="1"/>
@@ -9050,7 +9051,7 @@
       <w:rPr>
         <w:b/>
         <w:bCs/>
-        <w:color w:val="000000" w:themeColor="text1"/>
+        <w:color w:val="000000"/>
       </w:rPr>
       <w:tblPr/>
       <w:tcPr>
@@ -9061,7 +9062,7 @@
       <w:rPr>
         <w:b/>
         <w:bCs/>
-        <w:color w:val="000000" w:themeColor="text1"/>
+        <w:color w:val="000000"/>
       </w:rPr>
       <w:tblPr/>
       <w:tcPr>
@@ -9080,7 +9081,7 @@
       <w:rPr>
         <w:b/>
         <w:bCs/>
-        <w:color w:val="000000" w:themeColor="text1"/>
+        <w:color w:val="000000"/>
       </w:rPr>
       <w:tblPr/>
       <w:tcPr>
@@ -9099,7 +9100,7 @@
       <w:rPr>
         <w:b w:val="0"/>
         <w:bCs w:val="0"/>
-        <w:color w:val="000000" w:themeColor="text1"/>
+        <w:color w:val="000000"/>
       </w:rPr>
       <w:tblPr/>
       <w:tcPr>
@@ -9147,7 +9148,7 @@
     </w:pPr>
     <w:rPr>
       <w:rFonts w:asciiTheme="majorHAnsi" w:eastAsiaTheme="majorEastAsia" w:hAnsiTheme="majorHAnsi" w:cstheme="majorBidi"/>
-      <w:color w:val="000000" w:themeColor="text1"/>
+      <w:color w:val="000000"/>
     </w:rPr>
     <w:tblPr>
       <w:tblStyleRowBandSize w:val="1"/>
@@ -9175,7 +9176,7 @@
       <w:rPr>
         <w:b/>
         <w:bCs/>
-        <w:color w:val="000000" w:themeColor="text1"/>
+        <w:color w:val="000000"/>
       </w:rPr>
       <w:tblPr/>
       <w:tcPr>
@@ -9186,7 +9187,7 @@
       <w:rPr>
         <w:b/>
         <w:bCs/>
-        <w:color w:val="000000" w:themeColor="text1"/>
+        <w:color w:val="000000"/>
       </w:rPr>
       <w:tblPr/>
       <w:tcPr>
@@ -9205,7 +9206,7 @@
       <w:rPr>
         <w:b/>
         <w:bCs/>
-        <w:color w:val="000000" w:themeColor="text1"/>
+        <w:color w:val="000000"/>
       </w:rPr>
       <w:tblPr/>
       <w:tcPr>
@@ -9224,7 +9225,7 @@
       <w:rPr>
         <w:b w:val="0"/>
         <w:bCs w:val="0"/>
-        <w:color w:val="000000" w:themeColor="text1"/>
+        <w:color w:val="000000"/>
       </w:rPr>
       <w:tblPr/>
       <w:tcPr>
@@ -9298,7 +9299,7 @@
         <w:bCs/>
         <w:i w:val="0"/>
         <w:iCs w:val="0"/>
-        <w:color w:val="FFFFFF" w:themeColor="background1"/>
+        <w:color w:val="000000"/>
       </w:rPr>
       <w:tblPr/>
       <w:tcPr>
@@ -9319,7 +9320,7 @@
         <w:bCs/>
         <w:i w:val="0"/>
         <w:iCs w:val="0"/>
-        <w:color w:val="FFFFFF" w:themeColor="background1"/>
+        <w:color w:val="000000"/>
       </w:rPr>
       <w:tblPr/>
       <w:tcPr>
@@ -9340,7 +9341,7 @@
         <w:bCs/>
         <w:i w:val="0"/>
         <w:iCs w:val="0"/>
-        <w:color w:val="FFFFFF" w:themeColor="background1"/>
+        <w:color w:val="000000"/>
       </w:rPr>
       <w:tblPr/>
       <w:tcPr>
@@ -9359,7 +9360,7 @@
         <w:bCs/>
         <w:i w:val="0"/>
         <w:iCs w:val="0"/>
-        <w:color w:val="FFFFFF" w:themeColor="background1"/>
+        <w:color w:val="000000"/>
       </w:rPr>
       <w:tblPr/>
       <w:tcPr>
@@ -9439,7 +9440,7 @@
         <w:bCs/>
         <w:i w:val="0"/>
         <w:iCs w:val="0"/>
-        <w:color w:val="FFFFFF" w:themeColor="background1"/>
+        <w:color w:val="000000"/>
       </w:rPr>
       <w:tblPr/>
       <w:tcPr>
@@ -9460,7 +9461,7 @@
         <w:bCs/>
         <w:i w:val="0"/>
         <w:iCs w:val="0"/>
-        <w:color w:val="FFFFFF" w:themeColor="background1"/>
+        <w:color w:val="000000"/>
       </w:rPr>
       <w:tblPr/>
       <w:tcPr>
@@ -9481,7 +9482,7 @@
         <w:bCs/>
         <w:i w:val="0"/>
         <w:iCs w:val="0"/>
-        <w:color w:val="FFFFFF" w:themeColor="background1"/>
+        <w:color w:val="000000"/>
       </w:rPr>
       <w:tblPr/>
       <w:tcPr>
@@ -9500,7 +9501,7 @@
         <w:bCs/>
         <w:i w:val="0"/>
         <w:iCs w:val="0"/>
-        <w:color w:val="FFFFFF" w:themeColor="background1"/>
+        <w:color w:val="000000"/>
       </w:rPr>
       <w:tblPr/>
       <w:tcPr>
@@ -9580,7 +9581,7 @@
         <w:bCs/>
         <w:i w:val="0"/>
         <w:iCs w:val="0"/>
-        <w:color w:val="FFFFFF" w:themeColor="background1"/>
+        <w:color w:val="000000"/>
       </w:rPr>
       <w:tblPr/>
       <w:tcPr>
@@ -9601,7 +9602,7 @@
         <w:bCs/>
         <w:i w:val="0"/>
         <w:iCs w:val="0"/>
-        <w:color w:val="FFFFFF" w:themeColor="background1"/>
+        <w:color w:val="000000"/>
       </w:rPr>
       <w:tblPr/>
       <w:tcPr>
@@ -9622,7 +9623,7 @@
         <w:bCs/>
         <w:i w:val="0"/>
         <w:iCs w:val="0"/>
-        <w:color w:val="FFFFFF" w:themeColor="background1"/>
+        <w:color w:val="000000"/>
       </w:rPr>
       <w:tblPr/>
       <w:tcPr>
@@ -9641,7 +9642,7 @@
         <w:bCs/>
         <w:i w:val="0"/>
         <w:iCs w:val="0"/>
-        <w:color w:val="FFFFFF" w:themeColor="background1"/>
+        <w:color w:val="000000"/>
       </w:rPr>
       <w:tblPr/>
       <w:tcPr>
@@ -9721,7 +9722,7 @@
         <w:bCs/>
         <w:i w:val="0"/>
         <w:iCs w:val="0"/>
-        <w:color w:val="FFFFFF" w:themeColor="background1"/>
+        <w:color w:val="000000"/>
       </w:rPr>
       <w:tblPr/>
       <w:tcPr>
@@ -9742,7 +9743,7 @@
         <w:bCs/>
         <w:i w:val="0"/>
         <w:iCs w:val="0"/>
-        <w:color w:val="FFFFFF" w:themeColor="background1"/>
+        <w:color w:val="000000"/>
       </w:rPr>
       <w:tblPr/>
       <w:tcPr>
@@ -9763,7 +9764,7 @@
         <w:bCs/>
         <w:i w:val="0"/>
         <w:iCs w:val="0"/>
-        <w:color w:val="FFFFFF" w:themeColor="background1"/>
+        <w:color w:val="000000"/>
       </w:rPr>
       <w:tblPr/>
       <w:tcPr>
@@ -9782,7 +9783,7 @@
         <w:bCs/>
         <w:i w:val="0"/>
         <w:iCs w:val="0"/>
-        <w:color w:val="FFFFFF" w:themeColor="background1"/>
+        <w:color w:val="000000"/>
       </w:rPr>
       <w:tblPr/>
       <w:tcPr>
@@ -9862,7 +9863,7 @@
         <w:bCs/>
         <w:i w:val="0"/>
         <w:iCs w:val="0"/>
-        <w:color w:val="FFFFFF" w:themeColor="background1"/>
+        <w:color w:val="000000"/>
       </w:rPr>
       <w:tblPr/>
       <w:tcPr>
@@ -9883,7 +9884,7 @@
         <w:bCs/>
         <w:i w:val="0"/>
         <w:iCs w:val="0"/>
-        <w:color w:val="FFFFFF" w:themeColor="background1"/>
+        <w:color w:val="000000"/>
       </w:rPr>
       <w:tblPr/>
       <w:tcPr>
@@ -9904,7 +9905,7 @@
         <w:bCs/>
         <w:i w:val="0"/>
         <w:iCs w:val="0"/>
-        <w:color w:val="FFFFFF" w:themeColor="background1"/>
+        <w:color w:val="000000"/>
       </w:rPr>
       <w:tblPr/>
       <w:tcPr>
@@ -9923,7 +9924,7 @@
         <w:bCs/>
         <w:i w:val="0"/>
         <w:iCs w:val="0"/>
-        <w:color w:val="FFFFFF" w:themeColor="background1"/>
+        <w:color w:val="000000"/>
       </w:rPr>
       <w:tblPr/>
       <w:tcPr>
@@ -10003,7 +10004,7 @@
         <w:bCs/>
         <w:i w:val="0"/>
         <w:iCs w:val="0"/>
-        <w:color w:val="FFFFFF" w:themeColor="background1"/>
+        <w:color w:val="000000"/>
       </w:rPr>
       <w:tblPr/>
       <w:tcPr>
@@ -10024,7 +10025,7 @@
         <w:bCs/>
         <w:i w:val="0"/>
         <w:iCs w:val="0"/>
-        <w:color w:val="FFFFFF" w:themeColor="background1"/>
+        <w:color w:val="000000"/>
       </w:rPr>
       <w:tblPr/>
       <w:tcPr>
@@ -10045,7 +10046,7 @@
         <w:bCs/>
         <w:i w:val="0"/>
         <w:iCs w:val="0"/>
-        <w:color w:val="FFFFFF" w:themeColor="background1"/>
+        <w:color w:val="000000"/>
       </w:rPr>
       <w:tblPr/>
       <w:tcPr>
@@ -10064,7 +10065,7 @@
         <w:bCs/>
         <w:i w:val="0"/>
         <w:iCs w:val="0"/>
-        <w:color w:val="FFFFFF" w:themeColor="background1"/>
+        <w:color w:val="000000"/>
       </w:rPr>
       <w:tblPr/>
       <w:tcPr>
@@ -10144,7 +10145,7 @@
         <w:bCs/>
         <w:i w:val="0"/>
         <w:iCs w:val="0"/>
-        <w:color w:val="FFFFFF" w:themeColor="background1"/>
+        <w:color w:val="000000"/>
       </w:rPr>
       <w:tblPr/>
       <w:tcPr>
@@ -10165,7 +10166,7 @@
         <w:bCs/>
         <w:i w:val="0"/>
         <w:iCs w:val="0"/>
-        <w:color w:val="FFFFFF" w:themeColor="background1"/>
+        <w:color w:val="000000"/>
       </w:rPr>
       <w:tblPr/>
       <w:tcPr>
@@ -10186,7 +10187,7 @@
         <w:bCs/>
         <w:i w:val="0"/>
         <w:iCs w:val="0"/>
-        <w:color w:val="FFFFFF" w:themeColor="background1"/>
+        <w:color w:val="000000"/>
       </w:rPr>
       <w:tblPr/>
       <w:tcPr>
@@ -10205,7 +10206,7 @@
         <w:bCs/>
         <w:i w:val="0"/>
         <w:iCs w:val="0"/>
-        <w:color w:val="FFFFFF" w:themeColor="background1"/>
+        <w:color w:val="000000"/>
       </w:rPr>
       <w:tblPr/>
       <w:tcPr>
@@ -10258,7 +10259,7 @@
       <w:spacing w:after="0" w:line="240" w:lineRule="auto"/>
     </w:pPr>
     <w:rPr>
-      <w:color w:val="FFFFFF" w:themeColor="background1"/>
+      <w:color w:val="000000"/>
     </w:rPr>
     <w:tblPr>
       <w:tblStyleRowBandSize w:val="1"/>
@@ -10372,7 +10373,7 @@
       <w:spacing w:after="0" w:line="240" w:lineRule="auto"/>
     </w:pPr>
     <w:rPr>
-      <w:color w:val="FFFFFF" w:themeColor="background1"/>
+      <w:color w:val="000000"/>
     </w:rPr>
     <w:tblPr>
       <w:tblStyleRowBandSize w:val="1"/>
@@ -10486,7 +10487,7 @@
       <w:spacing w:after="0" w:line="240" w:lineRule="auto"/>
     </w:pPr>
     <w:rPr>
-      <w:color w:val="FFFFFF" w:themeColor="background1"/>
+      <w:color w:val="000000"/>
     </w:rPr>
     <w:tblPr>
       <w:tblStyleRowBandSize w:val="1"/>
@@ -10600,7 +10601,7 @@
       <w:spacing w:after="0" w:line="240" w:lineRule="auto"/>
     </w:pPr>
     <w:rPr>
-      <w:color w:val="FFFFFF" w:themeColor="background1"/>
+      <w:color w:val="000000"/>
     </w:rPr>
     <w:tblPr>
       <w:tblStyleRowBandSize w:val="1"/>
@@ -10714,7 +10715,7 @@
       <w:spacing w:after="0" w:line="240" w:lineRule="auto"/>
     </w:pPr>
     <w:rPr>
-      <w:color w:val="FFFFFF" w:themeColor="background1"/>
+      <w:color w:val="000000"/>
     </w:rPr>
     <w:tblPr>
       <w:tblStyleRowBandSize w:val="1"/>
@@ -10828,7 +10829,7 @@
       <w:spacing w:after="0" w:line="240" w:lineRule="auto"/>
     </w:pPr>
     <w:rPr>
-      <w:color w:val="FFFFFF" w:themeColor="background1"/>
+      <w:color w:val="000000"/>
     </w:rPr>
     <w:tblPr>
       <w:tblStyleRowBandSize w:val="1"/>
@@ -10942,7 +10943,7 @@
       <w:spacing w:after="0" w:line="240" w:lineRule="auto"/>
     </w:pPr>
     <w:rPr>
-      <w:color w:val="FFFFFF" w:themeColor="background1"/>
+      <w:color w:val="000000"/>
     </w:rPr>
     <w:tblPr>
       <w:tblStyleRowBandSize w:val="1"/>
@@ -11056,7 +11057,7 @@
       <w:spacing w:after="0" w:line="240" w:lineRule="auto"/>
     </w:pPr>
     <w:rPr>
-      <w:color w:val="000000" w:themeColor="text1"/>
+      <w:color w:val="000000"/>
     </w:rPr>
     <w:tblPr>
       <w:tblStyleRowBandSize w:val="1"/>
@@ -11102,7 +11103,7 @@
       <w:rPr>
         <w:b/>
         <w:bCs/>
-        <w:color w:val="FFFFFF" w:themeColor="background1"/>
+        <w:color w:val="000000"/>
       </w:rPr>
       <w:tblPr/>
       <w:tcPr>
@@ -11114,7 +11115,7 @@
     </w:tblStylePr>
     <w:tblStylePr w:type="firstCol">
       <w:rPr>
-        <w:color w:val="FFFFFF" w:themeColor="background1"/>
+        <w:color w:val="000000"/>
       </w:rPr>
       <w:tblPr/>
       <w:tcPr>
@@ -11131,7 +11132,7 @@
     </w:tblStylePr>
     <w:tblStylePr w:type="lastCol">
       <w:rPr>
-        <w:color w:val="FFFFFF" w:themeColor="background1"/>
+        <w:color w:val="000000"/>
       </w:rPr>
       <w:tblPr/>
       <w:tcPr>
@@ -11160,12 +11161,12 @@
     </w:tblStylePr>
     <w:tblStylePr w:type="neCell">
       <w:rPr>
-        <w:color w:val="000000" w:themeColor="text1"/>
+        <w:color w:val="000000"/>
       </w:rPr>
     </w:tblStylePr>
     <w:tblStylePr w:type="nwCell">
       <w:rPr>
-        <w:color w:val="000000" w:themeColor="text1"/>
+        <w:color w:val="000000"/>
       </w:rPr>
     </w:tblStylePr>
   </w:style>
@@ -11178,7 +11179,7 @@
       <w:spacing w:after="0" w:line="240" w:lineRule="auto"/>
     </w:pPr>
     <w:rPr>
-      <w:color w:val="000000" w:themeColor="text1"/>
+      <w:color w:val="000000"/>
     </w:rPr>
     <w:tblPr>
       <w:tblStyleRowBandSize w:val="1"/>
@@ -11224,7 +11225,7 @@
       <w:rPr>
         <w:b/>
         <w:bCs/>
-        <w:color w:val="FFFFFF" w:themeColor="background1"/>
+        <w:color w:val="000000"/>
       </w:rPr>
       <w:tblPr/>
       <w:tcPr>
@@ -11236,7 +11237,7 @@
     </w:tblStylePr>
     <w:tblStylePr w:type="firstCol">
       <w:rPr>
-        <w:color w:val="FFFFFF" w:themeColor="background1"/>
+        <w:color w:val="000000"/>
       </w:rPr>
       <w:tblPr/>
       <w:tcPr>
@@ -11253,7 +11254,7 @@
     </w:tblStylePr>
     <w:tblStylePr w:type="lastCol">
       <w:rPr>
-        <w:color w:val="FFFFFF" w:themeColor="background1"/>
+        <w:color w:val="000000"/>
       </w:rPr>
       <w:tblPr/>
       <w:tcPr>
@@ -11282,12 +11283,12 @@
     </w:tblStylePr>
     <w:tblStylePr w:type="neCell">
       <w:rPr>
-        <w:color w:val="000000" w:themeColor="text1"/>
+        <w:color w:val="000000"/>
       </w:rPr>
     </w:tblStylePr>
     <w:tblStylePr w:type="nwCell">
       <w:rPr>
-        <w:color w:val="000000" w:themeColor="text1"/>
+        <w:color w:val="000000"/>
       </w:rPr>
     </w:tblStylePr>
   </w:style>
@@ -11300,7 +11301,7 @@
       <w:spacing w:after="0" w:line="240" w:lineRule="auto"/>
     </w:pPr>
     <w:rPr>
-      <w:color w:val="000000" w:themeColor="text1"/>
+      <w:color w:val="000000"/>
     </w:rPr>
     <w:tblPr>
       <w:tblStyleRowBandSize w:val="1"/>
@@ -11346,7 +11347,7 @@
       <w:rPr>
         <w:b/>
         <w:bCs/>
-        <w:color w:val="FFFFFF" w:themeColor="background1"/>
+        <w:color w:val="000000"/>
       </w:rPr>
       <w:tblPr/>
       <w:tcPr>
@@ -11358,7 +11359,7 @@
     </w:tblStylePr>
     <w:tblStylePr w:type="firstCol">
       <w:rPr>
-        <w:color w:val="FFFFFF" w:themeColor="background1"/>
+        <w:color w:val="000000"/>
       </w:rPr>
       <w:tblPr/>
       <w:tcPr>
@@ -11375,7 +11376,7 @@
     </w:tblStylePr>
     <w:tblStylePr w:type="lastCol">
       <w:rPr>
-        <w:color w:val="FFFFFF" w:themeColor="background1"/>
+        <w:color w:val="000000"/>
       </w:rPr>
       <w:tblPr/>
       <w:tcPr>
@@ -11404,12 +11405,12 @@
     </w:tblStylePr>
     <w:tblStylePr w:type="neCell">
       <w:rPr>
-        <w:color w:val="000000" w:themeColor="text1"/>
+        <w:color w:val="000000"/>
       </w:rPr>
     </w:tblStylePr>
     <w:tblStylePr w:type="nwCell">
       <w:rPr>
-        <w:color w:val="000000" w:themeColor="text1"/>
+        <w:color w:val="000000"/>
       </w:rPr>
     </w:tblStylePr>
   </w:style>
@@ -11422,7 +11423,7 @@
       <w:spacing w:after="0" w:line="240" w:lineRule="auto"/>
     </w:pPr>
     <w:rPr>
-      <w:color w:val="000000" w:themeColor="text1"/>
+      <w:color w:val="000000"/>
     </w:rPr>
     <w:tblPr>
       <w:tblStyleRowBandSize w:val="1"/>
@@ -11468,7 +11469,7 @@
       <w:rPr>
         <w:b/>
         <w:bCs/>
-        <w:color w:val="FFFFFF" w:themeColor="background1"/>
+        <w:color w:val="000000"/>
       </w:rPr>
       <w:tblPr/>
       <w:tcPr>
@@ -11480,7 +11481,7 @@
     </w:tblStylePr>
     <w:tblStylePr w:type="firstCol">
       <w:rPr>
-        <w:color w:val="FFFFFF" w:themeColor="background1"/>
+        <w:color w:val="000000"/>
       </w:rPr>
       <w:tblPr/>
       <w:tcPr>
@@ -11497,7 +11498,7 @@
     </w:tblStylePr>
     <w:tblStylePr w:type="lastCol">
       <w:rPr>
-        <w:color w:val="FFFFFF" w:themeColor="background1"/>
+        <w:color w:val="000000"/>
       </w:rPr>
       <w:tblPr/>
       <w:tcPr>
@@ -11534,7 +11535,7 @@
       <w:spacing w:after="0" w:line="240" w:lineRule="auto"/>
     </w:pPr>
     <w:rPr>
-      <w:color w:val="000000" w:themeColor="text1"/>
+      <w:color w:val="000000"/>
     </w:rPr>
     <w:tblPr>
       <w:tblStyleRowBandSize w:val="1"/>
@@ -11580,7 +11581,7 @@
       <w:rPr>
         <w:b/>
         <w:bCs/>
-        <w:color w:val="FFFFFF" w:themeColor="background1"/>
+        <w:color w:val="000000"/>
       </w:rPr>
       <w:tblPr/>
       <w:tcPr>
@@ -11592,7 +11593,7 @@
     </w:tblStylePr>
     <w:tblStylePr w:type="firstCol">
       <w:rPr>
-        <w:color w:val="FFFFFF" w:themeColor="background1"/>
+        <w:color w:val="000000"/>
       </w:rPr>
       <w:tblPr/>
       <w:tcPr>
@@ -11609,7 +11610,7 @@
     </w:tblStylePr>
     <w:tblStylePr w:type="lastCol">
       <w:rPr>
-        <w:color w:val="FFFFFF" w:themeColor="background1"/>
+        <w:color w:val="000000"/>
       </w:rPr>
       <w:tblPr/>
       <w:tcPr>
@@ -11638,12 +11639,12 @@
     </w:tblStylePr>
     <w:tblStylePr w:type="neCell">
       <w:rPr>
-        <w:color w:val="000000" w:themeColor="text1"/>
+        <w:color w:val="000000"/>
       </w:rPr>
     </w:tblStylePr>
     <w:tblStylePr w:type="nwCell">
       <w:rPr>
-        <w:color w:val="000000" w:themeColor="text1"/>
+        <w:color w:val="000000"/>
       </w:rPr>
     </w:tblStylePr>
   </w:style>
@@ -11656,7 +11657,7 @@
       <w:spacing w:after="0" w:line="240" w:lineRule="auto"/>
     </w:pPr>
     <w:rPr>
-      <w:color w:val="000000" w:themeColor="text1"/>
+      <w:color w:val="000000"/>
     </w:rPr>
     <w:tblPr>
       <w:tblStyleRowBandSize w:val="1"/>
@@ -11702,7 +11703,7 @@
       <w:rPr>
         <w:b/>
         <w:bCs/>
-        <w:color w:val="FFFFFF" w:themeColor="background1"/>
+        <w:color w:val="000000"/>
       </w:rPr>
       <w:tblPr/>
       <w:tcPr>
@@ -11714,7 +11715,7 @@
     </w:tblStylePr>
     <w:tblStylePr w:type="firstCol">
       <w:rPr>
-        <w:color w:val="FFFFFF" w:themeColor="background1"/>
+        <w:color w:val="000000"/>
       </w:rPr>
       <w:tblPr/>
       <w:tcPr>
@@ -11731,7 +11732,7 @@
     </w:tblStylePr>
     <w:tblStylePr w:type="lastCol">
       <w:rPr>
-        <w:color w:val="FFFFFF" w:themeColor="background1"/>
+        <w:color w:val="000000"/>
       </w:rPr>
       <w:tblPr/>
       <w:tcPr>
@@ -11760,12 +11761,12 @@
     </w:tblStylePr>
     <w:tblStylePr w:type="neCell">
       <w:rPr>
-        <w:color w:val="000000" w:themeColor="text1"/>
+        <w:color w:val="000000"/>
       </w:rPr>
     </w:tblStylePr>
     <w:tblStylePr w:type="nwCell">
       <w:rPr>
-        <w:color w:val="000000" w:themeColor="text1"/>
+        <w:color w:val="000000"/>
       </w:rPr>
     </w:tblStylePr>
   </w:style>
@@ -11778,7 +11779,7 @@
       <w:spacing w:after="0" w:line="240" w:lineRule="auto"/>
     </w:pPr>
     <w:rPr>
-      <w:color w:val="000000" w:themeColor="text1"/>
+      <w:color w:val="000000"/>
     </w:rPr>
     <w:tblPr>
       <w:tblStyleRowBandSize w:val="1"/>
@@ -11824,7 +11825,7 @@
       <w:rPr>
         <w:b/>
         <w:bCs/>
-        <w:color w:val="FFFFFF" w:themeColor="background1"/>
+        <w:color w:val="000000"/>
       </w:rPr>
       <w:tblPr/>
       <w:tcPr>
@@ -11836,7 +11837,7 @@
     </w:tblStylePr>
     <w:tblStylePr w:type="firstCol">
       <w:rPr>
-        <w:color w:val="FFFFFF" w:themeColor="background1"/>
+        <w:color w:val="000000"/>
       </w:rPr>
       <w:tblPr/>
       <w:tcPr>
@@ -11853,7 +11854,7 @@
     </w:tblStylePr>
     <w:tblStylePr w:type="lastCol">
       <w:rPr>
-        <w:color w:val="FFFFFF" w:themeColor="background1"/>
+        <w:color w:val="000000"/>
       </w:rPr>
       <w:tblPr/>
       <w:tcPr>
@@ -11882,12 +11883,12 @@
     </w:tblStylePr>
     <w:tblStylePr w:type="neCell">
       <w:rPr>
-        <w:color w:val="000000" w:themeColor="text1"/>
+        <w:color w:val="000000"/>
       </w:rPr>
     </w:tblStylePr>
     <w:tblStylePr w:type="nwCell">
       <w:rPr>
-        <w:color w:val="000000" w:themeColor="text1"/>
+        <w:color w:val="000000"/>
       </w:rPr>
     </w:tblStylePr>
   </w:style>
@@ -11900,7 +11901,7 @@
       <w:spacing w:after="0" w:line="240" w:lineRule="auto"/>
     </w:pPr>
     <w:rPr>
-      <w:color w:val="000000" w:themeColor="text1"/>
+      <w:color w:val="000000"/>
     </w:rPr>
     <w:tblPr>
       <w:tblStyleRowBandSize w:val="1"/>
@@ -11920,7 +11921,7 @@
       <w:rPr>
         <w:b/>
         <w:bCs/>
-        <w:color w:val="FFFFFF" w:themeColor="background1"/>
+        <w:color w:val="000000"/>
       </w:rPr>
       <w:tblPr/>
       <w:tcPr>
@@ -11934,7 +11935,7 @@
       <w:rPr>
         <w:b/>
         <w:bCs/>
-        <w:color w:val="9E3A38" w:themeColor="accent2" w:themeShade="CC"/>
+        <w:color w:val="000000"/>
       </w:rPr>
       <w:tblPr/>
       <w:tcPr>
@@ -11986,7 +11987,7 @@
       <w:spacing w:after="0" w:line="240" w:lineRule="auto"/>
     </w:pPr>
     <w:rPr>
-      <w:color w:val="000000" w:themeColor="text1"/>
+      <w:color w:val="000000"/>
     </w:rPr>
     <w:tblPr>
       <w:tblStyleRowBandSize w:val="1"/>
@@ -12006,7 +12007,7 @@
       <w:rPr>
         <w:b/>
         <w:bCs/>
-        <w:color w:val="FFFFFF" w:themeColor="background1"/>
+        <w:color w:val="000000"/>
       </w:rPr>
       <w:tblPr/>
       <w:tcPr>
@@ -12020,7 +12021,7 @@
       <w:rPr>
         <w:b/>
         <w:bCs/>
-        <w:color w:val="9E3A38" w:themeColor="accent2" w:themeShade="CC"/>
+        <w:color w:val="000000"/>
       </w:rPr>
       <w:tblPr/>
       <w:tcPr>
@@ -12072,7 +12073,7 @@
       <w:spacing w:after="0" w:line="240" w:lineRule="auto"/>
     </w:pPr>
     <w:rPr>
-      <w:color w:val="000000" w:themeColor="text1"/>
+      <w:color w:val="000000"/>
     </w:rPr>
     <w:tblPr>
       <w:tblStyleRowBandSize w:val="1"/>
@@ -12092,7 +12093,7 @@
       <w:rPr>
         <w:b/>
         <w:bCs/>
-        <w:color w:val="FFFFFF" w:themeColor="background1"/>
+        <w:color w:val="000000"/>
       </w:rPr>
       <w:tblPr/>
       <w:tcPr>
@@ -12106,7 +12107,7 @@
       <w:rPr>
         <w:b/>
         <w:bCs/>
-        <w:color w:val="9E3A38" w:themeColor="accent2" w:themeShade="CC"/>
+        <w:color w:val="000000"/>
       </w:rPr>
       <w:tblPr/>
       <w:tcPr>
@@ -12158,7 +12159,7 @@
       <w:spacing w:after="0" w:line="240" w:lineRule="auto"/>
     </w:pPr>
     <w:rPr>
-      <w:color w:val="000000" w:themeColor="text1"/>
+      <w:color w:val="000000"/>
     </w:rPr>
     <w:tblPr>
       <w:tblStyleRowBandSize w:val="1"/>
@@ -12178,7 +12179,7 @@
       <w:rPr>
         <w:b/>
         <w:bCs/>
-        <w:color w:val="FFFFFF" w:themeColor="background1"/>
+        <w:color w:val="000000"/>
       </w:rPr>
       <w:tblPr/>
       <w:tcPr>
@@ -12192,7 +12193,7 @@
       <w:rPr>
         <w:b/>
         <w:bCs/>
-        <w:color w:val="664E82" w:themeColor="accent4" w:themeShade="CC"/>
+        <w:color w:val="000000"/>
       </w:rPr>
       <w:tblPr/>
       <w:tcPr>
@@ -12244,7 +12245,7 @@
       <w:spacing w:after="0" w:line="240" w:lineRule="auto"/>
     </w:pPr>
     <w:rPr>
-      <w:color w:val="000000" w:themeColor="text1"/>
+      <w:color w:val="000000"/>
     </w:rPr>
     <w:tblPr>
       <w:tblStyleRowBandSize w:val="1"/>
@@ -12264,7 +12265,7 @@
       <w:rPr>
         <w:b/>
         <w:bCs/>
-        <w:color w:val="FFFFFF" w:themeColor="background1"/>
+        <w:color w:val="000000"/>
       </w:rPr>
       <w:tblPr/>
       <w:tcPr>
@@ -12278,7 +12279,7 @@
       <w:rPr>
         <w:b/>
         <w:bCs/>
-        <w:color w:val="7E9C40" w:themeColor="accent3" w:themeShade="CC"/>
+        <w:color w:val="000000"/>
       </w:rPr>
       <w:tblPr/>
       <w:tcPr>
@@ -12330,7 +12331,7 @@
       <w:spacing w:after="0" w:line="240" w:lineRule="auto"/>
     </w:pPr>
     <w:rPr>
-      <w:color w:val="000000" w:themeColor="text1"/>
+      <w:color w:val="000000"/>
     </w:rPr>
     <w:tblPr>
       <w:tblStyleRowBandSize w:val="1"/>
@@ -12350,7 +12351,7 @@
       <w:rPr>
         <w:b/>
         <w:bCs/>
-        <w:color w:val="FFFFFF" w:themeColor="background1"/>
+        <w:color w:val="000000"/>
       </w:rPr>
       <w:tblPr/>
       <w:tcPr>
@@ -12364,7 +12365,7 @@
       <w:rPr>
         <w:b/>
         <w:bCs/>
-        <w:color w:val="F2730A" w:themeColor="accent6" w:themeShade="CC"/>
+        <w:color w:val="000000"/>
       </w:rPr>
       <w:tblPr/>
       <w:tcPr>
@@ -12416,7 +12417,7 @@
       <w:spacing w:after="0" w:line="240" w:lineRule="auto"/>
     </w:pPr>
     <w:rPr>
-      <w:color w:val="000000" w:themeColor="text1"/>
+      <w:color w:val="000000"/>
     </w:rPr>
     <w:tblPr>
       <w:tblStyleRowBandSize w:val="1"/>
@@ -12436,7 +12437,7 @@
       <w:rPr>
         <w:b/>
         <w:bCs/>
-        <w:color w:val="FFFFFF" w:themeColor="background1"/>
+        <w:color w:val="000000"/>
       </w:rPr>
       <w:tblPr/>
       <w:tcPr>
@@ -12450,7 +12451,7 @@
       <w:rPr>
         <w:b/>
         <w:bCs/>
-        <w:color w:val="348DA5" w:themeColor="accent5" w:themeShade="CC"/>
+        <w:color w:val="000000"/>
       </w:rPr>
       <w:tblPr/>
       <w:tcPr>
@@ -12502,7 +12503,7 @@
       <w:spacing w:after="0" w:line="240" w:lineRule="auto"/>
     </w:pPr>
     <w:rPr>
-      <w:color w:val="000000" w:themeColor="text1"/>
+      <w:color w:val="000000"/>
     </w:rPr>
     <w:tblPr>
       <w:tblStyleRowBandSize w:val="1"/>
@@ -12535,7 +12536,7 @@
       <w:rPr>
         <w:b/>
         <w:bCs/>
-        <w:color w:val="000000" w:themeColor="text1"/>
+        <w:color w:val="000000"/>
       </w:rPr>
       <w:tblPr/>
       <w:tcPr>
@@ -12544,7 +12545,7 @@
     </w:tblStylePr>
     <w:tblStylePr w:type="firstCol">
       <w:rPr>
-        <w:color w:val="FFFFFF" w:themeColor="background1"/>
+        <w:color w:val="000000"/>
       </w:rPr>
       <w:tblPr/>
       <w:tcPr>
@@ -12553,7 +12554,7 @@
     </w:tblStylePr>
     <w:tblStylePr w:type="lastCol">
       <w:rPr>
-        <w:color w:val="FFFFFF" w:themeColor="background1"/>
+        <w:color w:val="000000"/>
       </w:rPr>
       <w:tblPr/>
       <w:tcPr>
@@ -12582,7 +12583,7 @@
       <w:spacing w:after="0" w:line="240" w:lineRule="auto"/>
     </w:pPr>
     <w:rPr>
-      <w:color w:val="000000" w:themeColor="text1"/>
+      <w:color w:val="000000"/>
     </w:rPr>
     <w:tblPr>
       <w:tblStyleRowBandSize w:val="1"/>
@@ -12615,7 +12616,7 @@
       <w:rPr>
         <w:b/>
         <w:bCs/>
-        <w:color w:val="000000" w:themeColor="text1"/>
+        <w:color w:val="000000"/>
       </w:rPr>
       <w:tblPr/>
       <w:tcPr>
@@ -12624,7 +12625,7 @@
     </w:tblStylePr>
     <w:tblStylePr w:type="firstCol">
       <w:rPr>
-        <w:color w:val="FFFFFF" w:themeColor="background1"/>
+        <w:color w:val="000000"/>
       </w:rPr>
       <w:tblPr/>
       <w:tcPr>
@@ -12633,7 +12634,7 @@
     </w:tblStylePr>
     <w:tblStylePr w:type="lastCol">
       <w:rPr>
-        <w:color w:val="FFFFFF" w:themeColor="background1"/>
+        <w:color w:val="000000"/>
       </w:rPr>
       <w:tblPr/>
       <w:tcPr>
@@ -12662,7 +12663,7 @@
       <w:spacing w:after="0" w:line="240" w:lineRule="auto"/>
     </w:pPr>
     <w:rPr>
-      <w:color w:val="000000" w:themeColor="text1"/>
+      <w:color w:val="000000"/>
     </w:rPr>
     <w:tblPr>
       <w:tblStyleRowBandSize w:val="1"/>
@@ -12695,7 +12696,7 @@
       <w:rPr>
         <w:b/>
         <w:bCs/>
-        <w:color w:val="000000" w:themeColor="text1"/>
+        <w:color w:val="000000"/>
       </w:rPr>
       <w:tblPr/>
       <w:tcPr>
@@ -12704,7 +12705,7 @@
     </w:tblStylePr>
     <w:tblStylePr w:type="firstCol">
       <w:rPr>
-        <w:color w:val="FFFFFF" w:themeColor="background1"/>
+        <w:color w:val="000000"/>
       </w:rPr>
       <w:tblPr/>
       <w:tcPr>
@@ -12713,7 +12714,7 @@
     </w:tblStylePr>
     <w:tblStylePr w:type="lastCol">
       <w:rPr>
-        <w:color w:val="FFFFFF" w:themeColor="background1"/>
+        <w:color w:val="000000"/>
       </w:rPr>
       <w:tblPr/>
       <w:tcPr>
@@ -12742,7 +12743,7 @@
       <w:spacing w:after="0" w:line="240" w:lineRule="auto"/>
     </w:pPr>
     <w:rPr>
-      <w:color w:val="000000" w:themeColor="text1"/>
+      <w:color w:val="000000"/>
     </w:rPr>
     <w:tblPr>
       <w:tblStyleRowBandSize w:val="1"/>
@@ -12775,7 +12776,7 @@
       <w:rPr>
         <w:b/>
         <w:bCs/>
-        <w:color w:val="000000" w:themeColor="text1"/>
+        <w:color w:val="000000"/>
       </w:rPr>
       <w:tblPr/>
       <w:tcPr>
@@ -12784,7 +12785,7 @@
     </w:tblStylePr>
     <w:tblStylePr w:type="firstCol">
       <w:rPr>
-        <w:color w:val="FFFFFF" w:themeColor="background1"/>
+        <w:color w:val="000000"/>
       </w:rPr>
       <w:tblPr/>
       <w:tcPr>
@@ -12793,7 +12794,7 @@
     </w:tblStylePr>
     <w:tblStylePr w:type="lastCol">
       <w:rPr>
-        <w:color w:val="FFFFFF" w:themeColor="background1"/>
+        <w:color w:val="000000"/>
       </w:rPr>
       <w:tblPr/>
       <w:tcPr>
@@ -12822,7 +12823,7 @@
       <w:spacing w:after="0" w:line="240" w:lineRule="auto"/>
     </w:pPr>
     <w:rPr>
-      <w:color w:val="000000" w:themeColor="text1"/>
+      <w:color w:val="000000"/>
     </w:rPr>
     <w:tblPr>
       <w:tblStyleRowBandSize w:val="1"/>
@@ -12855,7 +12856,7 @@
       <w:rPr>
         <w:b/>
         <w:bCs/>
-        <w:color w:val="000000" w:themeColor="text1"/>
+        <w:color w:val="000000"/>
       </w:rPr>
       <w:tblPr/>
       <w:tcPr>
@@ -12864,7 +12865,7 @@
     </w:tblStylePr>
     <w:tblStylePr w:type="firstCol">
       <w:rPr>
-        <w:color w:val="FFFFFF" w:themeColor="background1"/>
+        <w:color w:val="000000"/>
       </w:rPr>
       <w:tblPr/>
       <w:tcPr>
@@ -12873,7 +12874,7 @@
     </w:tblStylePr>
     <w:tblStylePr w:type="lastCol">
       <w:rPr>
-        <w:color w:val="FFFFFF" w:themeColor="background1"/>
+        <w:color w:val="000000"/>
       </w:rPr>
       <w:tblPr/>
       <w:tcPr>
@@ -12902,7 +12903,7 @@
       <w:spacing w:after="0" w:line="240" w:lineRule="auto"/>
     </w:pPr>
     <w:rPr>
-      <w:color w:val="000000" w:themeColor="text1"/>
+      <w:color w:val="000000"/>
     </w:rPr>
     <w:tblPr>
       <w:tblStyleRowBandSize w:val="1"/>
@@ -12935,7 +12936,7 @@
       <w:rPr>
         <w:b/>
         <w:bCs/>
-        <w:color w:val="000000" w:themeColor="text1"/>
+        <w:color w:val="000000"/>
       </w:rPr>
       <w:tblPr/>
       <w:tcPr>
@@ -12944,7 +12945,7 @@
     </w:tblStylePr>
     <w:tblStylePr w:type="firstCol">
       <w:rPr>
-        <w:color w:val="FFFFFF" w:themeColor="background1"/>
+        <w:color w:val="000000"/>
       </w:rPr>
       <w:tblPr/>
       <w:tcPr>
@@ -12953,7 +12954,7 @@
     </w:tblStylePr>
     <w:tblStylePr w:type="lastCol">
       <w:rPr>
-        <w:color w:val="FFFFFF" w:themeColor="background1"/>
+        <w:color w:val="000000"/>
       </w:rPr>
       <w:tblPr/>
       <w:tcPr>
@@ -12982,7 +12983,7 @@
       <w:spacing w:after="0" w:line="240" w:lineRule="auto"/>
     </w:pPr>
     <w:rPr>
-      <w:color w:val="000000" w:themeColor="text1"/>
+      <w:color w:val="000000"/>
     </w:rPr>
     <w:tblPr>
       <w:tblStyleRowBandSize w:val="1"/>
@@ -13015,7 +13016,7 @@
       <w:rPr>
         <w:b/>
         <w:bCs/>
-        <w:color w:val="000000" w:themeColor="text1"/>
+        <w:color w:val="000000"/>
       </w:rPr>
       <w:tblPr/>
       <w:tcPr>
@@ -13024,7 +13025,7 @@
     </w:tblStylePr>
     <w:tblStylePr w:type="firstCol">
       <w:rPr>
-        <w:color w:val="FFFFFF" w:themeColor="background1"/>
+        <w:color w:val="000000"/>
       </w:rPr>
       <w:tblPr/>
       <w:tcPr>
@@ -13033,7 +13034,7 @@
     </w:tblStylePr>
     <w:tblStylePr w:type="lastCol">
       <w:rPr>
-        <w:color w:val="FFFFFF" w:themeColor="background1"/>
+        <w:color w:val="000000"/>
       </w:rPr>
       <w:tblPr/>
       <w:tcPr>
